--- a/krakend-gateway-manager/DEPLOYMENT_GUIDE.docx
+++ b/krakend-gateway-manager/DEPLOYMENT_GUIDE.docx
@@ -28,13 +28,13 @@
         </w:p>
       </w:sdtContent>
     </w:sdt>
-    <w:bookmarkStart w:id="17" w:name="Xe42dc7206dabe660d8577f3b9238b1b5843fab0"/>
+    <w:bookmarkStart w:id="23" w:name="X58ad6cdd922fd2e2a68e7f5ab9556f75fa4bccb"/>
     <w:p>
       <w:pPr>
         <w:pStyle w:val="Heading1"/>
       </w:pPr>
       <w:r>
-        <w:t xml:space="preserve">Hướng dẫn 1 đội BCCS tự triển khai Gateway Manager riêng</w:t>
+        <w:t xml:space="preserve">Hướng dẫn triển khai Gateway Manager (Control Plane dùng chung / Data Plane từng đội)</w:t>
       </w:r>
     </w:p>
     <w:p>
@@ -42,7 +42,7 @@
         <w:pStyle w:val="FirstParagraph"/>
       </w:pPr>
       <w:r>
-        <w:t xml:space="preserve">Tài liệu này dành cho</w:t>
+        <w:t xml:space="preserve">Tài liệu này mô tả quy trình triển khai</w:t>
       </w:r>
       <w:r>
         <w:t xml:space="preserve"> </w:t>
@@ -52,79 +52,40 @@
           <w:b/>
           <w:bCs/>
         </w:rPr>
-        <w:t xml:space="preserve">1 đội BCCS bất kỳ</w:t>
-      </w:r>
-      <w:r>
-        <w:t xml:space="preserve"> </w:t>
-      </w:r>
-      <w:r>
-        <w:t xml:space="preserve">muốn tự chạy</w:t>
-      </w:r>
-      <w:r>
-        <w:t xml:space="preserve"> </w:t>
-      </w:r>
-      <w:r>
-        <w:rPr>
-          <w:b/>
-          <w:bCs/>
-        </w:rPr>
-        <w:t xml:space="preserve">1 instance Gateway</w:t>
-      </w:r>
-      <w:r>
-        <w:rPr>
-          <w:b/>
-          <w:bCs/>
-        </w:rPr>
-        <w:t xml:space="preserve"> </w:t>
-      </w:r>
-      <w:r>
-        <w:rPr>
-          <w:b/>
-          <w:bCs/>
-        </w:rPr>
-        <w:t xml:space="preserve">Manager của riêng mình</w:t>
-      </w:r>
-      <w:r>
-        <w:t xml:space="preserve"> </w:t>
-      </w:r>
-      <w:r>
-        <w:t xml:space="preserve">(backend composite engine + frontend), trên</w:t>
-      </w:r>
-      <w:r>
-        <w:t xml:space="preserve"> </w:t>
-      </w:r>
-      <w:r>
-        <w:rPr>
-          <w:b/>
-          <w:bCs/>
-        </w:rPr>
-        <w:t xml:space="preserve">hạ tầng</w:t>
-      </w:r>
-      <w:r>
-        <w:rPr>
-          <w:b/>
-          <w:bCs/>
-        </w:rPr>
-        <w:t xml:space="preserve"> </w:t>
-      </w:r>
-      <w:r>
-        <w:rPr>
-          <w:b/>
-          <w:bCs/>
-        </w:rPr>
-        <w:t xml:space="preserve">riêng của đội đó</w:t>
-      </w:r>
-      <w:r>
-        <w:t xml:space="preserve"> </w:t>
-      </w:r>
-      <w:r>
-        <w:t xml:space="preserve">(Oracle 19c riêng, Redis riêng, Elasticsearch riêng - không</w:t>
-      </w:r>
-      <w:r>
-        <w:t xml:space="preserve"> </w:t>
-      </w:r>
-      <w:r>
-        <w:t xml:space="preserve">dùng chung với đội khác). Khác với</w:t>
+        <w:t xml:space="preserve">2 vai trò riêng biệt</w:t>
+      </w:r>
+      <w:r>
+        <w:t xml:space="preserve"> </w:t>
+      </w:r>
+      <w:r>
+        <w:t xml:space="preserve">(từ 2026-09,</w:t>
+      </w:r>
+      <w:r>
+        <w:t xml:space="preserve"> </w:t>
+      </w:r>
+      <w:r>
+        <w:t xml:space="preserve">xem</w:t>
+      </w:r>
+      <w:r>
+        <w:t xml:space="preserve"> </w:t>
+      </w:r>
+      <w:r>
+        <w:rPr>
+          <w:rStyle w:val="VerbatimChar"/>
+        </w:rPr>
+        <w:t xml:space="preserve">docs/SAD-Gateway-Manager.md</w:t>
+      </w:r>
+      <w:r>
+        <w:t xml:space="preserve"> </w:t>
+      </w:r>
+      <w:r>
+        <w:t xml:space="preserve">ADR-07) — khác hẳn mô hình cũ (mỗi đội tự</w:t>
+      </w:r>
+      <w:r>
+        <w:t xml:space="preserve"> </w:t>
+      </w:r>
+      <w:r>
+        <w:t xml:space="preserve">chạy 1 instance đầy đủ, độc lập hoàn toàn). Khác với</w:t>
       </w:r>
       <w:r>
         <w:t xml:space="preserve"> </w:t>
@@ -141,13 +102,13 @@
         <w:t xml:space="preserve"> </w:t>
       </w:r>
       <w:r>
-        <w:t xml:space="preserve">(dành cho</w:t>
-      </w:r>
-      <w:r>
-        <w:t xml:space="preserve"> </w:t>
-      </w:r>
-      <w:r>
-        <w:t xml:space="preserve">người PHÁT TRIỂN Gateway Manager, dùng chung hạ tầng</w:t>
+        <w:t xml:space="preserve">(dành cho người PHÁT TRIỂN Gateway</w:t>
+      </w:r>
+      <w:r>
+        <w:t xml:space="preserve"> </w:t>
+      </w:r>
+      <w:r>
+        <w:t xml:space="preserve">Manager, dùng chung hạ tầng</w:t>
       </w:r>
       <w:r>
         <w:t xml:space="preserve"> </w:t>
@@ -162,13 +123,22 @@
         <w:t xml:space="preserve">).</w:t>
       </w:r>
     </w:p>
-    <w:bookmarkStart w:id="10" w:name="yêu-cầu"/>
+    <w:bookmarkStart w:id="10" w:name="X071c2cad2bfc84ad65127be22184be8e5a778d4"/>
     <w:p>
       <w:pPr>
         <w:pStyle w:val="Heading2"/>
       </w:pPr>
       <w:r>
-        <w:t xml:space="preserve">1. Yêu cầu</w:t>
+        <w:t xml:space="preserve">0. Mô hình tổng quan — 2 vai trò, cùng 1 image, chọn qua</w:t>
+      </w:r>
+      <w:r>
+        <w:t xml:space="preserve"> </w:t>
+      </w:r>
+      <w:r>
+        <w:rPr>
+          <w:rStyle w:val="VerbatimChar"/>
+        </w:rPr>
+        <w:t xml:space="preserve">SPRING_PROFILES_ACTIVE</w:t>
       </w:r>
     </w:p>
     <w:tbl>
@@ -193,30 +163,35 @@
             <w:pPr>
               <w:pStyle w:val="Compact"/>
             </w:pPr>
-            <w:r>
-              <w:t xml:space="preserve">Hạ tầng</w:t>
-            </w:r>
-          </w:p>
-        </w:tc>
-        <w:tc>
-          <w:tcPr/>
-          <w:p>
-            <w:pPr>
-              <w:pStyle w:val="Compact"/>
-            </w:pPr>
-            <w:r>
-              <w:t xml:space="preserve">Bắt buộc?</w:t>
-            </w:r>
-          </w:p>
-        </w:tc>
-        <w:tc>
-          <w:tcPr/>
-          <w:p>
-            <w:pPr>
-              <w:pStyle w:val="Compact"/>
-            </w:pPr>
-            <w:r>
-              <w:t xml:space="preserve">Ghi chú</w:t>
+          </w:p>
+        </w:tc>
+        <w:tc>
+          <w:tcPr/>
+          <w:p>
+            <w:pPr>
+              <w:pStyle w:val="Compact"/>
+            </w:pPr>
+            <w:r>
+              <w:rPr>
+                <w:b/>
+                <w:bCs/>
+              </w:rPr>
+              <w:t xml:space="preserve">Control Plane</w:t>
+            </w:r>
+          </w:p>
+        </w:tc>
+        <w:tc>
+          <w:tcPr/>
+          <w:p>
+            <w:pPr>
+              <w:pStyle w:val="Compact"/>
+            </w:pPr>
+            <w:r>
+              <w:rPr>
+                <w:b/>
+                <w:bCs/>
+              </w:rPr>
+              <w:t xml:space="preserve">Data Plane</w:t>
             </w:r>
           </w:p>
         </w:tc>
@@ -229,29 +204,49 @@
               <w:pStyle w:val="Compact"/>
             </w:pPr>
             <w:r>
-              <w:t xml:space="preserve">Docker + Docker Compose</w:t>
-            </w:r>
-          </w:p>
-        </w:tc>
-        <w:tc>
-          <w:tcPr/>
-          <w:p>
-            <w:pPr>
-              <w:pStyle w:val="Compact"/>
-            </w:pPr>
-            <w:r>
-              <w:t xml:space="preserve">Bắt buộc</w:t>
-            </w:r>
-          </w:p>
-        </w:tc>
-        <w:tc>
-          <w:tcPr/>
-          <w:p>
-            <w:pPr>
-              <w:pStyle w:val="Compact"/>
-            </w:pPr>
-            <w:r>
-              <w:t xml:space="preserve">Chạy backend + frontend + Redis</w:t>
+              <w:t xml:space="preserve">Ai triển khai</w:t>
+            </w:r>
+          </w:p>
+        </w:tc>
+        <w:tc>
+          <w:tcPr/>
+          <w:p>
+            <w:pPr>
+              <w:pStyle w:val="Compact"/>
+            </w:pPr>
+            <w:r>
+              <w:rPr>
+                <w:b/>
+                <w:bCs/>
+              </w:rPr>
+              <w:t xml:space="preserve">Đội nền tảng</w:t>
+            </w:r>
+            <w:r>
+              <w:t xml:space="preserve"> </w:t>
+            </w:r>
+            <w:r>
+              <w:t xml:space="preserve">(chúng ta) — 1 lần duy nhất</w:t>
+            </w:r>
+          </w:p>
+        </w:tc>
+        <w:tc>
+          <w:tcPr/>
+          <w:p>
+            <w:pPr>
+              <w:pStyle w:val="Compact"/>
+            </w:pPr>
+            <w:r>
+              <w:rPr>
+                <w:b/>
+                <w:bCs/>
+              </w:rPr>
+              <w:t xml:space="preserve">Mỗi đội BCCS</w:t>
+            </w:r>
+            <w:r>
+              <w:t xml:space="preserve"> </w:t>
+            </w:r>
+            <w:r>
+              <w:t xml:space="preserve">— tự triển khai riêng, N bản độc lập</w:t>
             </w:r>
           </w:p>
         </w:tc>
@@ -264,44 +259,47 @@
               <w:pStyle w:val="Compact"/>
             </w:pPr>
             <w:r>
-              <w:t xml:space="preserve">Oracle 19c (hoặc mới hơn)</w:t>
-            </w:r>
-          </w:p>
-        </w:tc>
-        <w:tc>
-          <w:tcPr/>
-          <w:p>
-            <w:pPr>
-              <w:pStyle w:val="Compact"/>
-            </w:pPr>
-            <w:r>
-              <w:t xml:space="preserve">Bắt buộc</w:t>
-            </w:r>
-          </w:p>
-        </w:tc>
-        <w:tc>
-          <w:tcPr/>
-          <w:p>
-            <w:pPr>
-              <w:pStyle w:val="Compact"/>
-            </w:pPr>
-            <w:r>
-              <w:t xml:space="preserve">Schema riêng của đội, KHÔNG dùng chung schema</w:t>
-            </w:r>
-            <w:r>
-              <w:t xml:space="preserve"> </w:t>
+              <w:t xml:space="preserve">Gồm</w:t>
+            </w:r>
+          </w:p>
+        </w:tc>
+        <w:tc>
+          <w:tcPr/>
+          <w:p>
+            <w:pPr>
+              <w:pStyle w:val="Compact"/>
+            </w:pPr>
+            <w:r>
+              <w:t xml:space="preserve">UI Angular + backend (</w:t>
             </w:r>
             <w:r>
               <w:rPr>
                 <w:rStyle w:val="VerbatimChar"/>
               </w:rPr>
-              <w:t xml:space="preserve">BCCS_PRODUCT</w:t>
-            </w:r>
-            <w:r>
-              <w:t xml:space="preserve"> </w:t>
-            </w:r>
-            <w:r>
-              <w:t xml:space="preserve">với đội khác</w:t>
+              <w:t xml:space="preserve">SPRING_PROFILES_ACTIVE=control-plane</w:t>
+            </w:r>
+            <w:r>
+              <w:t xml:space="preserve">)</w:t>
+            </w:r>
+          </w:p>
+        </w:tc>
+        <w:tc>
+          <w:tcPr/>
+          <w:p>
+            <w:pPr>
+              <w:pStyle w:val="Compact"/>
+            </w:pPr>
+            <w:r>
+              <w:t xml:space="preserve">Backend (</w:t>
+            </w:r>
+            <w:r>
+              <w:rPr>
+                <w:rStyle w:val="VerbatimChar"/>
+              </w:rPr>
+              <w:t xml:space="preserve">SPRING_PROFILES_ACTIVE=data-plane</w:t>
+            </w:r>
+            <w:r>
+              <w:t xml:space="preserve">) + Redis riêng</w:t>
             </w:r>
           </w:p>
         </w:tc>
@@ -314,41 +312,63 @@
               <w:pStyle w:val="Compact"/>
             </w:pPr>
             <w:r>
-              <w:t xml:space="preserve">Elasticsearch</w:t>
-            </w:r>
-          </w:p>
-        </w:tc>
-        <w:tc>
-          <w:tcPr/>
-          <w:p>
-            <w:pPr>
-              <w:pStyle w:val="Compact"/>
-            </w:pPr>
-            <w:r>
-              <w:t xml:space="preserve">Tuỳ chọn</w:t>
-            </w:r>
-          </w:p>
-        </w:tc>
-        <w:tc>
-          <w:tcPr/>
-          <w:p>
-            <w:pPr>
-              <w:pStyle w:val="Compact"/>
-            </w:pPr>
-            <w:r>
-              <w:t xml:space="preserve">Chỉ phục vụ trang</w:t>
-            </w:r>
-            <w:r>
-              <w:t xml:space="preserve"> </w:t>
-            </w:r>
-            <w:r>
-              <w:t xml:space="preserve">“Tra cứu Log”</w:t>
-            </w:r>
-            <w:r>
-              <w:t xml:space="preserve"> </w:t>
-            </w:r>
-            <w:r>
-              <w:t xml:space="preserve">- không có vẫn chạy bình thường (fail-open)</w:t>
+              <w:t xml:space="preserve">Làm gì</w:t>
+            </w:r>
+          </w:p>
+        </w:tc>
+        <w:tc>
+          <w:tcPr/>
+          <w:p>
+            <w:pPr>
+              <w:pStyle w:val="Compact"/>
+            </w:pPr>
+            <w:r>
+              <w:t xml:space="preserve">CRUD Endpoint/Upstream/Team (</w:t>
+            </w:r>
+            <w:r>
+              <w:rPr>
+                <w:rStyle w:val="VerbatimChar"/>
+              </w:rPr>
+              <w:t xml:space="preserve">/api/**</w:t>
+            </w:r>
+            <w:r>
+              <w:t xml:space="preserve">), đọc/ghi</w:t>
+            </w:r>
+            <w:r>
+              <w:t xml:space="preserve"> </w:t>
+            </w:r>
+            <w:r>
+              <w:rPr>
+                <w:b/>
+                <w:bCs/>
+              </w:rPr>
+              <w:t xml:space="preserve">trực tiếp</w:t>
+            </w:r>
+            <w:r>
+              <w:t xml:space="preserve"> </w:t>
+            </w:r>
+            <w:r>
+              <w:t xml:space="preserve">Oracle trung tâm</w:t>
+            </w:r>
+          </w:p>
+        </w:tc>
+        <w:tc>
+          <w:tcPr/>
+          <w:p>
+            <w:pPr>
+              <w:pStyle w:val="Compact"/>
+            </w:pPr>
+            <w:r>
+              <w:t xml:space="preserve">Thực thi traffic thật qua</w:t>
+            </w:r>
+            <w:r>
+              <w:t xml:space="preserve"> </w:t>
+            </w:r>
+            <w:r>
+              <w:rPr>
+                <w:rStyle w:val="VerbatimChar"/>
+              </w:rPr>
+              <w:t xml:space="preserve">DynamicDispatcherController</w:t>
             </w:r>
           </w:p>
         </w:tc>
@@ -361,66 +381,211 @@
               <w:pStyle w:val="Compact"/>
             </w:pPr>
             <w:r>
-              <w:t xml:space="preserve">Elastic APM Server</w:t>
-            </w:r>
-          </w:p>
-        </w:tc>
-        <w:tc>
-          <w:tcPr/>
-          <w:p>
-            <w:pPr>
-              <w:pStyle w:val="Compact"/>
-            </w:pPr>
-            <w:r>
-              <w:t xml:space="preserve">Tuỳ chọn</w:t>
-            </w:r>
-          </w:p>
-        </w:tc>
-        <w:tc>
-          <w:tcPr/>
-          <w:p>
-            <w:pPr>
-              <w:pStyle w:val="Compact"/>
-            </w:pPr>
-            <w:r>
-              <w:t xml:space="preserve">Theo dõi hiệu năng - không có agent tự tắt, không chặn traffic thật</w:t>
+              <w:t xml:space="preserve">Oracle</w:t>
+            </w:r>
+          </w:p>
+        </w:tc>
+        <w:tc>
+          <w:tcPr/>
+          <w:p>
+            <w:pPr>
+              <w:pStyle w:val="Compact"/>
+            </w:pPr>
+            <w:r>
+              <w:t xml:space="preserve">Kết nối trực tiếp,</w:t>
+            </w:r>
+            <w:r>
+              <w:t xml:space="preserve"> </w:t>
+            </w:r>
+            <w:r>
+              <w:rPr>
+                <w:b/>
+                <w:bCs/>
+              </w:rPr>
+              <w:t xml:space="preserve">dùng chung</w:t>
+            </w:r>
+            <w:r>
+              <w:t xml:space="preserve"> </w:t>
+            </w:r>
+            <w:r>
+              <w:t xml:space="preserve">cho mọi đội (cách ly qua cột</w:t>
+            </w:r>
+            <w:r>
+              <w:t xml:space="preserve"> </w:t>
+            </w:r>
+            <w:r>
+              <w:rPr>
+                <w:rStyle w:val="VerbatimChar"/>
+              </w:rPr>
+              <w:t xml:space="preserve">team_code</w:t>
+            </w:r>
+            <w:r>
+              <w:t xml:space="preserve">)</w:t>
+            </w:r>
+          </w:p>
+        </w:tc>
+        <w:tc>
+          <w:tcPr/>
+          <w:p>
+            <w:pPr>
+              <w:pStyle w:val="Compact"/>
+            </w:pPr>
+            <w:r>
+              <w:rPr>
+                <w:b/>
+                <w:bCs/>
+              </w:rPr>
+              <w:t xml:space="preserve">Không kết nối</w:t>
+            </w:r>
+            <w:r>
+              <w:t xml:space="preserve"> </w:t>
+            </w:r>
+            <w:r>
+              <w:t xml:space="preserve">— tự đồng bộ Endpoint/Upstream của</w:t>
+            </w:r>
+            <w:r>
+              <w:t xml:space="preserve"> </w:t>
+            </w:r>
+            <w:r>
+              <w:rPr>
+                <w:b/>
+                <w:bCs/>
+              </w:rPr>
+              <w:t xml:space="preserve">chính đội mình</w:t>
+            </w:r>
+            <w:r>
+              <w:t xml:space="preserve"> </w:t>
+            </w:r>
+            <w:r>
+              <w:t xml:space="preserve">qua HTTP định kỳ (</w:t>
+            </w:r>
+            <w:r>
+              <w:rPr>
+                <w:rStyle w:val="VerbatimChar"/>
+              </w:rPr>
+              <w:t xml:space="preserve">RemoteConfigSyncService</w:t>
+            </w:r>
+            <w:r>
+              <w:t xml:space="preserve">)</w:t>
+            </w:r>
+          </w:p>
+        </w:tc>
+      </w:tr>
+      <w:tr>
+        <w:tc>
+          <w:tcPr/>
+          <w:p>
+            <w:pPr>
+              <w:pStyle w:val="Compact"/>
+            </w:pPr>
+            <w:r>
+              <w:t xml:space="preserve">Redis</w:t>
+            </w:r>
+          </w:p>
+        </w:tc>
+        <w:tc>
+          <w:tcPr/>
+          <w:p>
+            <w:pPr>
+              <w:pStyle w:val="Compact"/>
+            </w:pPr>
+            <w:r>
+              <w:t xml:space="preserve">Tuỳ chọn (chỉ phục vụ cache tạm khi dùng</w:t>
+            </w:r>
+            <w:r>
+              <w:t xml:space="preserve"> </w:t>
+            </w:r>
+            <w:r>
+              <w:t xml:space="preserve">“Thử ngay”</w:t>
+            </w:r>
+            <w:r>
+              <w:t xml:space="preserve">/</w:t>
+            </w:r>
+            <w:r>
+              <w:t xml:space="preserve">“Thử nhanh”</w:t>
+            </w:r>
+            <w:r>
+              <w:t xml:space="preserve"> </w:t>
+            </w:r>
+            <w:r>
+              <w:t xml:space="preserve">trên UI)</w:t>
+            </w:r>
+          </w:p>
+        </w:tc>
+        <w:tc>
+          <w:tcPr/>
+          <w:p>
+            <w:pPr>
+              <w:pStyle w:val="Compact"/>
+            </w:pPr>
+            <w:r>
+              <w:t xml:space="preserve">Bắt buộc — cache-aside + bộ đếm rate-limit, riêng của từng đội</w:t>
             </w:r>
           </w:p>
         </w:tc>
       </w:tr>
     </w:tbl>
-    <w:bookmarkEnd w:id="10"/>
-    <w:bookmarkStart w:id="11" w:name="X689f1bd5e2c25f08afcf91e3c6ece861533755f"/>
     <w:p>
       <w:pPr>
-        <w:pStyle w:val="Heading2"/>
-      </w:pPr>
-      <w:r>
-        <w:t xml:space="preserve">2. Chuẩn bị Oracle 19c — DBA đội tự chạy DDL, ứng dụng KHÔNG tự tạo bảng</w:t>
+        <w:pStyle w:val="BodyText"/>
+      </w:pPr>
+      <w:r>
+        <w:t xml:space="preserve">Chỉ</w:t>
+      </w:r>
+      <w:r>
+        <w:t xml:space="preserve"> </w:t>
+      </w:r>
+      <w:r>
+        <w:rPr>
+          <w:b/>
+          <w:bCs/>
+        </w:rPr>
+        <w:t xml:space="preserve">1 image Docker duy nhất</w:t>
+      </w:r>
+      <w:r>
+        <w:t xml:space="preserve"> </w:t>
+      </w:r>
+      <w:r>
+        <w:t xml:space="preserve">(đúng ADR-02: 1 nguồn code, build 1 lần) —</w:t>
+      </w:r>
+      <w:r>
+        <w:t xml:space="preserve"> </w:t>
+      </w:r>
+      <w:r>
+        <w:t xml:space="preserve">vai trò được chọn lúc khởi động qua biến môi trường</w:t>
+      </w:r>
+      <w:r>
+        <w:t xml:space="preserve"> </w:t>
+      </w:r>
+      <w:r>
+        <w:rPr>
+          <w:rStyle w:val="VerbatimChar"/>
+        </w:rPr>
+        <w:t xml:space="preserve">SPRING_PROFILES_ACTIVE</w:t>
+      </w:r>
+      <w:r>
+        <w:t xml:space="preserve">,</w:t>
+      </w:r>
+      <w:r>
+        <w:t xml:space="preserve"> </w:t>
+      </w:r>
+      <w:r>
+        <w:t xml:space="preserve">không phải 2 image khác nhau.</w:t>
       </w:r>
     </w:p>
     <w:p>
       <w:pPr>
-        <w:pStyle w:val="FirstParagraph"/>
+        <w:pStyle w:val="BodyText"/>
       </w:pPr>
       <w:r>
         <w:rPr>
           <w:b/>
           <w:bCs/>
         </w:rPr>
-        <w:t xml:space="preserve">Ứng dụng không có khả năng tự tạo/sửa schema.</w:t>
-      </w:r>
-      <w:r>
-        <w:t xml:space="preserve"> </w:t>
-      </w:r>
-      <w:r>
-        <w:t xml:space="preserve">Lý do: Oracle 19c của từng</w:t>
-      </w:r>
-      <w:r>
-        <w:t xml:space="preserve"> </w:t>
-      </w:r>
-      <w:r>
-        <w:t xml:space="preserve">đội BCCS thường là</w:t>
+        <w:t xml:space="preserve">Thứ tự bắt buộc</w:t>
+      </w:r>
+      <w:r>
+        <w:t xml:space="preserve">: Control Plane phải lên</w:t>
       </w:r>
       <w:r>
         <w:t xml:space="preserve"> </w:t>
@@ -430,46 +595,47 @@
           <w:b/>
           <w:bCs/>
         </w:rPr>
-        <w:t xml:space="preserve">hạ tầng đã vận hành từ trước, do DBA quản trị</w:t>
-      </w:r>
-      <w:r>
-        <w:t xml:space="preserve"> </w:t>
-      </w:r>
-      <w:r>
-        <w:t xml:space="preserve">— user</w:t>
-      </w:r>
-      <w:r>
-        <w:t xml:space="preserve"> </w:t>
-      </w:r>
-      <w:r>
-        <w:t xml:space="preserve">cấp cho ứng dụng chạy thường CHỈ có quyền DML (SELECT/INSERT/UPDATE/DELETE),</w:t>
-      </w:r>
-      <w:r>
-        <w:t xml:space="preserve"> </w:t>
-      </w:r>
-      <w:r>
-        <w:t xml:space="preserve">KHÔNG có quyền DDL (</w:t>
+        <w:t xml:space="preserve">trước</w:t>
+      </w:r>
+      <w:r>
+        <w:t xml:space="preserve">, và phải có ít nhất 1</w:t>
+      </w:r>
+      <w:r>
+        <w:t xml:space="preserve"> </w:t>
+      </w:r>
+      <w:r>
+        <w:t xml:space="preserve">đội được tạo qua màn hình</w:t>
+      </w:r>
+      <w:r>
+        <w:t xml:space="preserve"> </w:t>
+      </w:r>
+      <w:r>
+        <w:rPr>
+          <w:b/>
+          <w:bCs/>
+        </w:rPr>
+        <w:t xml:space="preserve">“Quản lý đội”</w:t>
+      </w:r>
+      <w:r>
+        <w:t xml:space="preserve"> </w:t>
+      </w:r>
+      <w:r>
+        <w:t xml:space="preserve">(cần</w:t>
+      </w:r>
+      <w:r>
+        <w:t xml:space="preserve"> </w:t>
       </w:r>
       <w:r>
         <w:rPr>
           <w:rStyle w:val="VerbatimChar"/>
         </w:rPr>
-        <w:t xml:space="preserve">CREATE TABLE</w:t>
-      </w:r>
-      <w:r>
-        <w:t xml:space="preserve">). Từng thử để ứng dụng tự động tạo schema</w:t>
-      </w:r>
-      <w:r>
-        <w:t xml:space="preserve"> </w:t>
-      </w:r>
-      <w:r>
-        <w:t xml:space="preserve">(qua Flyway) lúc khởi động, nhưng cách đó không phù hợp thực tế này nên đã bỏ</w:t>
-      </w:r>
-      <w:r>
-        <w:t xml:space="preserve"> </w:t>
-      </w:r>
-      <w:r>
-        <w:t xml:space="preserve">— xem</w:t>
+        <w:t xml:space="preserve">team_code</w:t>
+      </w:r>
+      <w:r>
+        <w:t xml:space="preserve"> </w:t>
+      </w:r>
+      <w:r>
+        <w:t xml:space="preserve">+</w:t>
       </w:r>
       <w:r>
         <w:t xml:space="preserve"> </w:t>
@@ -478,28 +644,380 @@
         <w:rPr>
           <w:rStyle w:val="VerbatimChar"/>
         </w:rPr>
-        <w:t xml:space="preserve">docs/SAD-Gateway-Manager.md</w:t>
-      </w:r>
-      <w:r>
-        <w:t xml:space="preserve"> </w:t>
-      </w:r>
-      <w:r>
-        <w:t xml:space="preserve">(ADR-03, bản sửa lại).</w:t>
+        <w:t xml:space="preserve">api_key</w:t>
+      </w:r>
+      <w:r>
+        <w:t xml:space="preserve">)</w:t>
+      </w:r>
+      <w:r>
+        <w:t xml:space="preserve"> </w:t>
+      </w:r>
+      <w:r>
+        <w:t xml:space="preserve">trước khi bất kỳ đội nào triển khai được Data Plane của mình.</w:t>
+      </w:r>
+    </w:p>
+    <w:bookmarkEnd w:id="10"/>
+    <w:bookmarkStart w:id="11" w:name="yêu-cầu-hạ-tầng"/>
+    <w:p>
+      <w:pPr>
+        <w:pStyle w:val="Heading2"/>
+      </w:pPr>
+      <w:r>
+        <w:t xml:space="preserve">1. Yêu cầu hạ tầng</w:t>
+      </w:r>
+    </w:p>
+    <w:tbl>
+      <w:tblPr>
+        <w:tblStyle w:val="Table"/>
+        <w:tblW w:type="pct" w:w="5000"/>
+        <w:tblLayout w:type="fixed"/>
+        <w:tblLook w:firstRow="1" w:lastRow="0" w:firstColumn="0" w:lastColumn="0" w:noHBand="0" w:noVBand="0" w:val="0020"/>
+      </w:tblPr>
+      <w:tblGrid>
+        <w:gridCol w:w="2640"/>
+        <w:gridCol w:w="2640"/>
+        <w:gridCol w:w="2640"/>
+      </w:tblGrid>
+      <w:tr>
+        <w:trPr>
+          <w:tblHeader w:val="on"/>
+        </w:trPr>
+        <w:tc>
+          <w:tcPr/>
+          <w:p>
+            <w:pPr>
+              <w:pStyle w:val="Compact"/>
+            </w:pPr>
+            <w:r>
+              <w:t xml:space="preserve">Hạ tầng</w:t>
+            </w:r>
+          </w:p>
+        </w:tc>
+        <w:tc>
+          <w:tcPr/>
+          <w:p>
+            <w:pPr>
+              <w:pStyle w:val="Compact"/>
+            </w:pPr>
+            <w:r>
+              <w:t xml:space="preserve">Control Plane</w:t>
+            </w:r>
+          </w:p>
+        </w:tc>
+        <w:tc>
+          <w:tcPr/>
+          <w:p>
+            <w:pPr>
+              <w:pStyle w:val="Compact"/>
+            </w:pPr>
+            <w:r>
+              <w:t xml:space="preserve">Data Plane</w:t>
+            </w:r>
+          </w:p>
+        </w:tc>
+      </w:tr>
+      <w:tr>
+        <w:tc>
+          <w:tcPr/>
+          <w:p>
+            <w:pPr>
+              <w:pStyle w:val="Compact"/>
+            </w:pPr>
+            <w:r>
+              <w:t xml:space="preserve">Cụm Kubernetes +</w:t>
+            </w:r>
+            <w:r>
+              <w:t xml:space="preserve"> </w:t>
+            </w:r>
+            <w:r>
+              <w:rPr>
+                <w:rStyle w:val="VerbatimChar"/>
+              </w:rPr>
+              <w:t xml:space="preserve">kubectl</w:t>
+            </w:r>
+            <w:r>
+              <w:t xml:space="preserve"> </w:t>
+            </w:r>
+            <w:r>
+              <w:t xml:space="preserve">+ NGINX Ingress Controller</w:t>
+            </w:r>
+          </w:p>
+        </w:tc>
+        <w:tc>
+          <w:tcPr/>
+          <w:p>
+            <w:pPr>
+              <w:pStyle w:val="Compact"/>
+            </w:pPr>
+            <w:r>
+              <w:t xml:space="preserve">Khuyến nghị production</w:t>
+            </w:r>
+          </w:p>
+        </w:tc>
+        <w:tc>
+          <w:tcPr/>
+          <w:p>
+            <w:pPr>
+              <w:pStyle w:val="Compact"/>
+            </w:pPr>
+            <w:r>
+              <w:t xml:space="preserve">Khuyến nghị production</w:t>
+            </w:r>
+          </w:p>
+        </w:tc>
+      </w:tr>
+      <w:tr>
+        <w:tc>
+          <w:tcPr/>
+          <w:p>
+            <w:pPr>
+              <w:pStyle w:val="Compact"/>
+            </w:pPr>
+            <w:r>
+              <w:t xml:space="preserve">Docker + Docker Compose</w:t>
+            </w:r>
+          </w:p>
+        </w:tc>
+        <w:tc>
+          <w:tcPr/>
+          <w:p>
+            <w:pPr>
+              <w:pStyle w:val="Compact"/>
+            </w:pPr>
+            <w:r>
+              <w:t xml:space="preserve">Thay thế cho k8s (dev/demo 1 host)</w:t>
+            </w:r>
+          </w:p>
+        </w:tc>
+        <w:tc>
+          <w:tcPr/>
+          <w:p>
+            <w:pPr>
+              <w:pStyle w:val="Compact"/>
+            </w:pPr>
+            <w:r>
+              <w:t xml:space="preserve">Thay thế cho k8s (dev/demo 1 host)</w:t>
+            </w:r>
+          </w:p>
+        </w:tc>
+      </w:tr>
+      <w:tr>
+        <w:tc>
+          <w:tcPr/>
+          <w:p>
+            <w:pPr>
+              <w:pStyle w:val="Compact"/>
+            </w:pPr>
+            <w:r>
+              <w:t xml:space="preserve">Oracle 19c+</w:t>
+            </w:r>
+          </w:p>
+        </w:tc>
+        <w:tc>
+          <w:tcPr/>
+          <w:p>
+            <w:pPr>
+              <w:pStyle w:val="Compact"/>
+            </w:pPr>
+            <w:r>
+              <w:rPr>
+                <w:b/>
+                <w:bCs/>
+              </w:rPr>
+              <w:t xml:space="preserve">Bắt buộc</w:t>
+            </w:r>
+            <w:r>
+              <w:t xml:space="preserve">, 1 bản trung tâm dùng chung mọi đội</w:t>
+            </w:r>
+          </w:p>
+        </w:tc>
+        <w:tc>
+          <w:tcPr/>
+          <w:p>
+            <w:pPr>
+              <w:pStyle w:val="Compact"/>
+            </w:pPr>
+            <w:r>
+              <w:t xml:space="preserve">Không cần</w:t>
+            </w:r>
+          </w:p>
+        </w:tc>
+      </w:tr>
+      <w:tr>
+        <w:tc>
+          <w:tcPr/>
+          <w:p>
+            <w:pPr>
+              <w:pStyle w:val="Compact"/>
+            </w:pPr>
+            <w:r>
+              <w:t xml:space="preserve">Redis</w:t>
+            </w:r>
+          </w:p>
+        </w:tc>
+        <w:tc>
+          <w:tcPr/>
+          <w:p>
+            <w:pPr>
+              <w:pStyle w:val="Compact"/>
+            </w:pPr>
+            <w:r>
+              <w:t xml:space="preserve">Tuỳ chọn</w:t>
+            </w:r>
+          </w:p>
+        </w:tc>
+        <w:tc>
+          <w:tcPr/>
+          <w:p>
+            <w:pPr>
+              <w:pStyle w:val="Compact"/>
+            </w:pPr>
+            <w:r>
+              <w:rPr>
+                <w:b/>
+                <w:bCs/>
+              </w:rPr>
+              <w:t xml:space="preserve">Bắt buộc</w:t>
+            </w:r>
+            <w:r>
+              <w:t xml:space="preserve">, riêng của từng đội</w:t>
+            </w:r>
+          </w:p>
+        </w:tc>
+      </w:tr>
+      <w:tr>
+        <w:tc>
+          <w:tcPr/>
+          <w:p>
+            <w:pPr>
+              <w:pStyle w:val="Compact"/>
+            </w:pPr>
+            <w:r>
+              <w:t xml:space="preserve">Elasticsearch</w:t>
+            </w:r>
+          </w:p>
+        </w:tc>
+        <w:tc>
+          <w:tcPr/>
+          <w:p>
+            <w:pPr>
+              <w:pStyle w:val="Compact"/>
+            </w:pPr>
+            <w:r>
+              <w:t xml:space="preserve">Tuỳ chọn (đọc log do chính CP ghi qua</w:t>
+            </w:r>
+            <w:r>
+              <w:t xml:space="preserve"> </w:t>
+            </w:r>
+            <w:r>
+              <w:t xml:space="preserve">“Thử ngay”</w:t>
+            </w:r>
+            <w:r>
+              <w:t xml:space="preserve">)</w:t>
+            </w:r>
+          </w:p>
+        </w:tc>
+        <w:tc>
+          <w:tcPr/>
+          <w:p>
+            <w:pPr>
+              <w:pStyle w:val="Compact"/>
+            </w:pPr>
+            <w:r>
+              <w:t xml:space="preserve">Tuỳ chọn (ghi log traffic thật, fail-open)</w:t>
+            </w:r>
+          </w:p>
+        </w:tc>
+      </w:tr>
+      <w:tr>
+        <w:tc>
+          <w:tcPr/>
+          <w:p>
+            <w:pPr>
+              <w:pStyle w:val="Compact"/>
+            </w:pPr>
+            <w:r>
+              <w:t xml:space="preserve">Elastic APM Server</w:t>
+            </w:r>
+          </w:p>
+        </w:tc>
+        <w:tc>
+          <w:tcPr/>
+          <w:p>
+            <w:pPr>
+              <w:pStyle w:val="Compact"/>
+            </w:pPr>
+            <w:r>
+              <w:t xml:space="preserve">Tuỳ chọn</w:t>
+            </w:r>
+          </w:p>
+        </w:tc>
+        <w:tc>
+          <w:tcPr/>
+          <w:p>
+            <w:pPr>
+              <w:pStyle w:val="Compact"/>
+            </w:pPr>
+            <w:r>
+              <w:t xml:space="preserve">Tuỳ chọn</w:t>
+            </w:r>
+          </w:p>
+        </w:tc>
+      </w:tr>
+    </w:tbl>
+    <w:bookmarkEnd w:id="11"/>
+    <w:bookmarkStart w:id="12" w:name="Xf5e06064ad01ecfe08cd2b306703bc9fd8a295a"/>
+    <w:p>
+      <w:pPr>
+        <w:pStyle w:val="Heading2"/>
+      </w:pPr>
+      <w:r>
+        <w:t xml:space="preserve">2. Chuẩn bị Oracle trung tâm (đội nền tảng làm 1 lần) — DBA tự chạy DDL</w:t>
       </w:r>
     </w:p>
     <w:p>
       <w:pPr>
-        <w:pStyle w:val="BodyText"/>
+        <w:pStyle w:val="FirstParagraph"/>
       </w:pPr>
       <w:r>
         <w:rPr>
           <w:b/>
           <w:bCs/>
         </w:rPr>
-        <w:t xml:space="preserve">Quy trình bắt buộc trước khi chạy ứng dụng lần đầu</w:t>
-      </w:r>
-      <w:r>
-        <w:t xml:space="preserve">:</w:t>
+        <w:t xml:space="preserve">Ứng dụng không có khả năng tự tạo/sửa schema</w:t>
+      </w:r>
+      <w:r>
+        <w:t xml:space="preserve"> </w:t>
+      </w:r>
+      <w:r>
+        <w:t xml:space="preserve">(</w:t>
+      </w:r>
+      <w:r>
+        <w:rPr>
+          <w:rStyle w:val="VerbatimChar"/>
+        </w:rPr>
+        <w:t xml:space="preserve">hibernate.ddl-auto=validate</w:t>
+      </w:r>
+      <w:r>
+        <w:t xml:space="preserve"> </w:t>
+      </w:r>
+      <w:r>
+        <w:t xml:space="preserve">tuyệt đối, không Flyway/tự sinh bảng — xem</w:t>
+      </w:r>
+      <w:r>
+        <w:t xml:space="preserve"> </w:t>
+      </w:r>
+      <w:r>
+        <w:rPr>
+          <w:rStyle w:val="VerbatimChar"/>
+        </w:rPr>
+        <w:t xml:space="preserve">docs/SAD-Gateway-Manager.md</w:t>
+      </w:r>
+      <w:r>
+        <w:t xml:space="preserve"> </w:t>
+      </w:r>
+      <w:r>
+        <w:t xml:space="preserve">ADR-03). Quy trình bắt buộc trước khi chạy Control Plane lần đầu:</w:t>
       </w:r>
     </w:p>
     <w:p>
@@ -511,22 +1029,7 @@
         </w:numPr>
       </w:pPr>
       <w:r>
-        <w:t xml:space="preserve">Gửi file</w:t>
-      </w:r>
-      <w:r>
-        <w:t xml:space="preserve"> </w:t>
-      </w:r>
-      <w:r>
-        <w:rPr>
-          <w:rStyle w:val="VerbatimChar"/>
-        </w:rPr>
-        <w:t xml:space="preserve">backend/src/main/resources/db/team-schema/V1__baseline.sql</w:t>
-      </w:r>
-      <w:r>
-        <w:t xml:space="preserve"> </w:t>
-      </w:r>
-      <w:r>
-        <w:t xml:space="preserve">cho</w:t>
+        <w:t xml:space="preserve">Gửi</w:t>
       </w:r>
       <w:r>
         <w:t xml:space="preserve"> </w:t>
@@ -536,10 +1039,37 @@
           <w:b/>
           <w:bCs/>
         </w:rPr>
-        <w:t xml:space="preserve">DBA/người quản trị Oracle của đội</w:t>
-      </w:r>
-      <w:r>
-        <w:t xml:space="preserve">.</w:t>
+        <w:t xml:space="preserve">2 file</w:t>
+      </w:r>
+      <w:r>
+        <w:t xml:space="preserve"> </w:t>
+      </w:r>
+      <w:r>
+        <w:rPr>
+          <w:rStyle w:val="VerbatimChar"/>
+        </w:rPr>
+        <w:t xml:space="preserve">backend/src/main/resources/db/team-schema/V1__baseline.sql</w:t>
+      </w:r>
+      <w:r>
+        <w:t xml:space="preserve"> </w:t>
+      </w:r>
+      <w:r>
+        <w:t xml:space="preserve">và</w:t>
+      </w:r>
+      <w:r>
+        <w:t xml:space="preserve"> </w:t>
+      </w:r>
+      <w:r>
+        <w:rPr>
+          <w:rStyle w:val="VerbatimChar"/>
+        </w:rPr>
+        <w:t xml:space="preserve">V2__team_code.sql</w:t>
+      </w:r>
+      <w:r>
+        <w:t xml:space="preserve"> </w:t>
+      </w:r>
+      <w:r>
+        <w:t xml:space="preserve">cho DBA/người quản trị Oracle trung tâm.</w:t>
       </w:r>
     </w:p>
     <w:p>
@@ -551,16 +1081,28 @@
         </w:numPr>
       </w:pPr>
       <w:r>
-        <w:t xml:space="preserve">DBA đối chiếu 8 tên bảng trong file (</w:t>
+        <w:t xml:space="preserve">DBA chạy lần lượt cả 2 file (nguyên vẹn, theo đúng quy trình</w:t>
+      </w:r>
+      <w:r>
+        <w:t xml:space="preserve"> </w:t>
+      </w:r>
+      <w:r>
+        <w:t xml:space="preserve">change-management nội bộ) —</w:t>
+      </w:r>
+      <w:r>
+        <w:t xml:space="preserve"> </w:t>
       </w:r>
       <w:r>
         <w:rPr>
           <w:rStyle w:val="VerbatimChar"/>
         </w:rPr>
-        <w:t xml:space="preserve">UPSTREAM_SERVICE</w:t>
-      </w:r>
-      <w:r>
-        <w:t xml:space="preserve">,</w:t>
+        <w:t xml:space="preserve">V1</w:t>
+      </w:r>
+      <w:r>
+        <w:t xml:space="preserve"> </w:t>
+      </w:r>
+      <w:r>
+        <w:t xml:space="preserve">tạo 8 bảng,</w:t>
       </w:r>
       <w:r>
         <w:t xml:space="preserve"> </w:t>
@@ -569,10 +1111,13 @@
         <w:rPr>
           <w:rStyle w:val="VerbatimChar"/>
         </w:rPr>
-        <w:t xml:space="preserve">ENDPOINT_CONFIG</w:t>
-      </w:r>
-      <w:r>
-        <w:t xml:space="preserve">,</w:t>
+        <w:t xml:space="preserve">V2</w:t>
+      </w:r>
+      <w:r>
+        <w:t xml:space="preserve"> </w:t>
+      </w:r>
+      <w:r>
+        <w:t xml:space="preserve">thêm cột</w:t>
       </w:r>
       <w:r>
         <w:t xml:space="preserve"> </w:t>
@@ -581,10 +1126,19 @@
         <w:rPr>
           <w:rStyle w:val="VerbatimChar"/>
         </w:rPr>
-        <w:t xml:space="preserve">BACKEND_STEP</w:t>
-      </w:r>
-      <w:r>
-        <w:t xml:space="preserve">,</w:t>
+        <w:t xml:space="preserve">team_code</w:t>
+      </w:r>
+      <w:r>
+        <w:t xml:space="preserve"> </w:t>
+      </w:r>
+      <w:r>
+        <w:t xml:space="preserve">+</w:t>
+      </w:r>
+      <w:r>
+        <w:t xml:space="preserve"> </w:t>
+      </w:r>
+      <w:r>
+        <w:t xml:space="preserve">bảng</w:t>
       </w:r>
       <w:r>
         <w:t xml:space="preserve"> </w:t>
@@ -593,10 +1147,13 @@
         <w:rPr>
           <w:rStyle w:val="VerbatimChar"/>
         </w:rPr>
-        <w:t xml:space="preserve">BACKEND_STEP_ALLOW</w:t>
-      </w:r>
-      <w:r>
-        <w:t xml:space="preserve">,</w:t>
+        <w:t xml:space="preserve">gwm_team</w:t>
+      </w:r>
+      <w:r>
+        <w:t xml:space="preserve"> </w:t>
+      </w:r>
+      <w:r>
+        <w:t xml:space="preserve">+ đổi 2 ràng buộc UNIQUE (xem chi tiết trong chính file</w:t>
       </w:r>
       <w:r>
         <w:t xml:space="preserve"> </w:t>
@@ -605,52 +1162,13 @@
         <w:rPr>
           <w:rStyle w:val="VerbatimChar"/>
         </w:rPr>
-        <w:t xml:space="preserve">BACKEND_STEP_DENY</w:t>
-      </w:r>
-      <w:r>
-        <w:t xml:space="preserve">,</w:t>
-      </w:r>
-      <w:r>
-        <w:t xml:space="preserve"> </w:t>
-      </w:r>
-      <w:r>
-        <w:rPr>
-          <w:rStyle w:val="VerbatimChar"/>
-        </w:rPr>
-        <w:t xml:space="preserve">BACKEND_STEP_MAPPING</w:t>
-      </w:r>
-      <w:r>
-        <w:t xml:space="preserve">,</w:t>
-      </w:r>
-      <w:r>
-        <w:t xml:space="preserve"> </w:t>
-      </w:r>
-      <w:r>
-        <w:rPr>
-          <w:rStyle w:val="VerbatimChar"/>
-        </w:rPr>
-        <w:t xml:space="preserve">FIELD_MAPPING</w:t>
-      </w:r>
-      <w:r>
-        <w:t xml:space="preserve">,</w:t>
-      </w:r>
-      <w:r>
-        <w:t xml:space="preserve"> </w:t>
-      </w:r>
-      <w:r>
-        <w:rPr>
-          <w:rStyle w:val="VerbatimChar"/>
-        </w:rPr>
-        <w:t xml:space="preserve">ENDPOINT_CONFIG_VERSION</w:t>
-      </w:r>
-      <w:r>
-        <w:t xml:space="preserve">) với các</w:t>
-      </w:r>
-      <w:r>
-        <w:t xml:space="preserve"> </w:t>
-      </w:r>
-      <w:r>
-        <w:t xml:space="preserve">bảng ĐÃ CÓ trong schema định dùng —</w:t>
+        <w:t xml:space="preserve">V2__team_code.sql</w:t>
+      </w:r>
+      <w:r>
+        <w:t xml:space="preserve"> </w:t>
+      </w:r>
+      <w:r>
+        <w:t xml:space="preserve">—</w:t>
       </w:r>
       <w:r>
         <w:t xml:space="preserve"> </w:t>
@@ -660,7 +1178,7 @@
           <w:b/>
           <w:bCs/>
         </w:rPr>
-        <w:t xml:space="preserve">nếu là schema dùng chung với hệ thống</w:t>
+        <w:t xml:space="preserve">cần điền</w:t>
       </w:r>
       <w:r>
         <w:rPr>
@@ -671,16 +1189,80 @@
       </w:r>
       <w:r>
         <w:rPr>
+          <w:rStyle w:val="VerbatimChar"/>
           <w:b/>
           <w:bCs/>
         </w:rPr>
-        <w:t xml:space="preserve">khác của đội, phải đảm bảo không trùng tên</w:t>
-      </w:r>
-      <w:r>
-        <w:t xml:space="preserve"> </w:t>
-      </w:r>
-      <w:r>
-        <w:t xml:space="preserve">trước khi chạy.</w:t>
+        <w:t xml:space="preserve">GATEWAY_ADMIN_API_KEY</w:t>
+      </w:r>
+      <w:r>
+        <w:rPr>
+          <w:b/>
+          <w:bCs/>
+        </w:rPr>
+        <w:t xml:space="preserve"> </w:t>
+      </w:r>
+      <w:r>
+        <w:rPr>
+          <w:b/>
+          <w:bCs/>
+        </w:rPr>
+        <w:t xml:space="preserve">thật vào câu</w:t>
+      </w:r>
+      <w:r>
+        <w:rPr>
+          <w:b/>
+          <w:bCs/>
+        </w:rPr>
+        <w:t xml:space="preserve"> </w:t>
+      </w:r>
+      <w:r>
+        <w:rPr>
+          <w:rStyle w:val="VerbatimChar"/>
+          <w:b/>
+          <w:bCs/>
+        </w:rPr>
+        <w:t xml:space="preserve">INSERT</w:t>
+      </w:r>
+      <w:r>
+        <w:rPr>
+          <w:b/>
+          <w:bCs/>
+        </w:rPr>
+        <w:t xml:space="preserve"> </w:t>
+      </w:r>
+      <w:r>
+        <w:rPr>
+          <w:b/>
+          <w:bCs/>
+        </w:rPr>
+        <w:t xml:space="preserve">tạo đội</w:t>
+      </w:r>
+      <w:r>
+        <w:rPr>
+          <w:b/>
+          <w:bCs/>
+        </w:rPr>
+        <w:t xml:space="preserve"> </w:t>
+      </w:r>
+      <w:r>
+        <w:rPr>
+          <w:b/>
+          <w:bCs/>
+        </w:rPr>
+        <w:t xml:space="preserve">“default”</w:t>
+      </w:r>
+      <w:r>
+        <w:t xml:space="preserve"> </w:t>
+      </w:r>
+      <w:r>
+        <w:t xml:space="preserve">trước khi chạy nếu instance này đã có dữ liệu</w:t>
+      </w:r>
+      <w:r>
+        <w:t xml:space="preserve"> </w:t>
+      </w:r>
+      <w:r>
+        <w:t xml:space="preserve">cũ từ trước 2026-09).</w:t>
       </w:r>
     </w:p>
     <w:p>
@@ -692,13 +1274,53 @@
         </w:numPr>
       </w:pPr>
       <w:r>
-        <w:t xml:space="preserve">DBA tự chạy file này (nguyên vẹn, theo đúng quy trình change-management nội</w:t>
-      </w:r>
-      <w:r>
-        <w:t xml:space="preserve"> </w:t>
-      </w:r>
-      <w:r>
-        <w:t xml:space="preserve">bộ của đội) trên schema/user dành cho Gateway Manager.</w:t>
+        <w:t xml:space="preserve">DBA cấp cho user</w:t>
+      </w:r>
+      <w:r>
+        <w:t xml:space="preserve"> </w:t>
+      </w:r>
+      <w:r>
+        <w:rPr>
+          <w:b/>
+          <w:bCs/>
+        </w:rPr>
+        <w:t xml:space="preserve">RUNTIME</w:t>
+      </w:r>
+      <w:r>
+        <w:t xml:space="preserve"> </w:t>
+      </w:r>
+      <w:r>
+        <w:t xml:space="preserve">của Control Plane quyền DML (SELECT/INSERT/</w:t>
+      </w:r>
+      <w:r>
+        <w:t xml:space="preserve"> </w:t>
+      </w:r>
+      <w:r>
+        <w:t xml:space="preserve">UPDATE/DELETE) trên toàn bộ bảng — đây là user điền vào</w:t>
+      </w:r>
+      <w:r>
+        <w:t xml:space="preserve"> </w:t>
+      </w:r>
+      <w:r>
+        <w:rPr>
+          <w:rStyle w:val="VerbatimChar"/>
+        </w:rPr>
+        <w:t xml:space="preserve">DB_USER</w:t>
+      </w:r>
+      <w:r>
+        <w:t xml:space="preserve">/</w:t>
+      </w:r>
+      <w:r>
+        <w:t xml:space="preserve"> </w:t>
+      </w:r>
+      <w:r>
+        <w:rPr>
+          <w:rStyle w:val="VerbatimChar"/>
+        </w:rPr>
+        <w:t xml:space="preserve">DB_PASSWORD</w:t>
+      </w:r>
+      <w:r>
+        <w:t xml:space="preserve">.</w:t>
       </w:r>
     </w:p>
     <w:p>
@@ -710,7 +1332,7 @@
         </w:numPr>
       </w:pPr>
       <w:r>
-        <w:t xml:space="preserve">Sau khi 8 bảng đã có, DBA cấp cho user</w:t>
+        <w:t xml:space="preserve">Control Plane khi khởi động chỉ</w:t>
       </w:r>
       <w:r>
         <w:t xml:space="preserve"> </w:t>
@@ -720,796 +1342,569 @@
           <w:b/>
           <w:bCs/>
         </w:rPr>
-        <w:t xml:space="preserve">RUNTIME</w:t>
-      </w:r>
-      <w:r>
-        <w:t xml:space="preserve"> </w:t>
-      </w:r>
-      <w:r>
-        <w:t xml:space="preserve">của ứng dụng CHỈ quyền</w:t>
-      </w:r>
-      <w:r>
-        <w:t xml:space="preserve"> </w:t>
-      </w:r>
-      <w:r>
-        <w:t xml:space="preserve">DML trên đúng 8 bảng này (không cần quyền DDL) — đây chính là user điền vào</w:t>
-      </w:r>
-      <w:r>
-        <w:t xml:space="preserve"> </w:t>
-      </w:r>
-      <w:r>
-        <w:rPr>
-          <w:rStyle w:val="VerbatimChar"/>
-        </w:rPr>
-        <w:t xml:space="preserve">DB_USER</w:t>
-      </w:r>
-      <w:r>
-        <w:t xml:space="preserve">/</w:t>
-      </w:r>
-      <w:r>
-        <w:rPr>
-          <w:rStyle w:val="VerbatimChar"/>
-        </w:rPr>
-        <w:t xml:space="preserve">DB_PASSWORD</w:t>
-      </w:r>
-      <w:r>
-        <w:t xml:space="preserve"> </w:t>
-      </w:r>
-      <w:r>
-        <w:t xml:space="preserve">ở mục 3 dưới đây.</w:t>
+        <w:t xml:space="preserve">đối chiếu</w:t>
+      </w:r>
+      <w:r>
+        <w:t xml:space="preserve"> </w:t>
+      </w:r>
+      <w:r>
+        <w:t xml:space="preserve">schema — thiếu bảng/cột/sai</w:t>
+      </w:r>
+      <w:r>
+        <w:t xml:space="preserve"> </w:t>
+      </w:r>
+      <w:r>
+        <w:t xml:space="preserve">kiểu sẽ</w:t>
+      </w:r>
+      <w:r>
+        <w:t xml:space="preserve"> </w:t>
+      </w:r>
+      <w:r>
+        <w:rPr>
+          <w:b/>
+          <w:bCs/>
+        </w:rPr>
+        <w:t xml:space="preserve">không khởi động được</w:t>
+      </w:r>
+      <w:r>
+        <w:t xml:space="preserve"> </w:t>
+      </w:r>
+      <w:r>
+        <w:t xml:space="preserve">kèm lỗi rõ ràng.</w:t>
       </w:r>
     </w:p>
     <w:p>
       <w:pPr>
-        <w:pStyle w:val="Compact"/>
-        <w:numPr>
-          <w:ilvl w:val="0"/>
-          <w:numId w:val="1001"/>
-        </w:numPr>
-      </w:pPr>
-      <w:r>
-        <w:t xml:space="preserve">Ứng dụng khi khởi động chỉ</w:t>
-      </w:r>
-      <w:r>
-        <w:t xml:space="preserve"> </w:t>
-      </w:r>
+        <w:pStyle w:val="FirstParagraph"/>
+      </w:pPr>
       <w:r>
         <w:rPr>
           <w:b/>
           <w:bCs/>
         </w:rPr>
-        <w:t xml:space="preserve">đối chiếu</w:t>
-      </w:r>
-      <w:r>
-        <w:t xml:space="preserve"> </w:t>
-      </w:r>
-      <w:r>
-        <w:t xml:space="preserve">(</w:t>
-      </w:r>
-      <w:r>
-        <w:rPr>
-          <w:rStyle w:val="VerbatimChar"/>
-        </w:rPr>
-        <w:t xml:space="preserve">hibernate.ddl-auto=validate</w:t>
-      </w:r>
-      <w:r>
-        <w:t xml:space="preserve">)</w:t>
-      </w:r>
-      <w:r>
-        <w:t xml:space="preserve"> </w:t>
-      </w:r>
-      <w:r>
-        <w:t xml:space="preserve">entity Java với schema thật — nếu thiếu bảng/cột hoặc sai kiểu dữ liệu, ứng</w:t>
-      </w:r>
-      <w:r>
-        <w:t xml:space="preserve"> </w:t>
-      </w:r>
-      <w:r>
-        <w:t xml:space="preserve">dụng sẽ</w:t>
-      </w:r>
-      <w:r>
-        <w:t xml:space="preserve"> </w:t>
-      </w:r>
-      <w:r>
-        <w:rPr>
-          <w:b/>
-          <w:bCs/>
-        </w:rPr>
-        <w:t xml:space="preserve">không khởi động được</w:t>
-      </w:r>
-      <w:r>
-        <w:t xml:space="preserve"> </w:t>
-      </w:r>
-      <w:r>
-        <w:t xml:space="preserve">kèm thông báo lỗi rõ ràng (an toàn — không</w:t>
-      </w:r>
-      <w:r>
-        <w:t xml:space="preserve"> </w:t>
-      </w:r>
-      <w:r>
-        <w:t xml:space="preserve">bao giờ tự ý sửa schema).</w:t>
+        <w:t xml:space="preserve">Data Plane của từng đội KHÔNG cần bước này</w:t>
+      </w:r>
+      <w:r>
+        <w:t xml:space="preserve"> </w:t>
+      </w:r>
+      <w:r>
+        <w:t xml:space="preserve">— không kết nối Oracle.</w:t>
+      </w:r>
+    </w:p>
+    <w:bookmarkEnd w:id="12"/>
+    <w:bookmarkStart w:id="16" w:name="X97e907675df08f8a76d2fb0943858e084cc8685"/>
+    <w:p>
+      <w:pPr>
+        <w:pStyle w:val="Heading2"/>
+      </w:pPr>
+      <w:r>
+        <w:t xml:space="preserve">3. Triển khai Control Plane (đội nền tảng, 1 lần)</w:t>
+      </w:r>
+    </w:p>
+    <w:bookmarkStart w:id="13" w:name="a.-kubernetes"/>
+    <w:p>
+      <w:pPr>
+        <w:pStyle w:val="Heading3"/>
+      </w:pPr>
+      <w:r>
+        <w:t xml:space="preserve">3a. Kubernetes</w:t>
       </w:r>
     </w:p>
     <w:p>
       <w:pPr>
-        <w:pStyle w:val="BlockText"/>
-      </w:pPr>
-      <w:r>
-        <w:t xml:space="preserve">Vì sao trước đây định dùng Flyway/</w:t>
-      </w:r>
-      <w:r>
-        <w:rPr>
-          <w:rStyle w:val="VerbatimChar"/>
-        </w:rPr>
-        <w:t xml:space="preserve">ddl-auto=update</w:t>
-      </w:r>
-      <w:r>
-        <w:t xml:space="preserve"> </w:t>
-      </w:r>
-      <w:r>
-        <w:t xml:space="preserve">tự sinh schema nhưng đã</w:t>
-      </w:r>
-      <w:r>
-        <w:t xml:space="preserve"> </w:t>
-      </w:r>
-      <w:r>
-        <w:t xml:space="preserve">bỏ:</w:t>
-      </w:r>
-      <w:r>
-        <w:t xml:space="preserve"> </w:t>
-      </w:r>
-      <w:r>
-        <w:rPr>
-          <w:rStyle w:val="VerbatimChar"/>
-        </w:rPr>
-        <w:t xml:space="preserve">ddl-auto=update</w:t>
-      </w:r>
-      <w:r>
-        <w:t xml:space="preserve"> </w:t>
-      </w:r>
-      <w:r>
-        <w:t xml:space="preserve">chưa từng được xác nhận đúng trên Oracle 19c thật (chỉ</w:t>
-      </w:r>
-      <w:r>
-        <w:t xml:space="preserve"> </w:t>
-      </w:r>
-      <w:r>
-        <w:t xml:space="preserve">test 23c) và có lỗi đã biết (không tự nới</w:t>
-      </w:r>
-      <w:r>
-        <w:t xml:space="preserve"> </w:t>
-      </w:r>
-      <w:r>
-        <w:rPr>
-          <w:rStyle w:val="VerbatimChar"/>
-        </w:rPr>
-        <w:t xml:space="preserve">CHECK</w:t>
-      </w:r>
-      <w:r>
-        <w:t xml:space="preserve"> </w:t>
-      </w:r>
-      <w:r>
-        <w:t xml:space="preserve">constraint khi thêm enum</w:t>
-      </w:r>
-      <w:r>
-        <w:t xml:space="preserve"> </w:t>
-      </w:r>
-      <w:r>
-        <w:t xml:space="preserve">mới). Flyway tự động migrate lúc khởi động thì lại giả định user runtime có</w:t>
-      </w:r>
-      <w:r>
-        <w:t xml:space="preserve"> </w:t>
-      </w:r>
-      <w:r>
-        <w:t xml:space="preserve">quyền DDL —</w:t>
-      </w:r>
-      <w:r>
-        <w:t xml:space="preserve"> </w:t>
-      </w:r>
-      <w:r>
-        <w:rPr>
-          <w:b/>
-          <w:bCs/>
-        </w:rPr>
-        <w:t xml:space="preserve">không đúng với thực tế hạ tầng Oracle 19c của các đội BCCS</w:t>
-      </w:r>
-      <w:r>
-        <w:t xml:space="preserve"> </w:t>
-      </w:r>
-      <w:r>
-        <w:t xml:space="preserve">(do DBA quản trị, chỉ cấp DML). Giải pháp cuối cùng: tách hẳn việc TẠO SCHEMA</w:t>
-      </w:r>
-      <w:r>
-        <w:t xml:space="preserve"> </w:t>
-      </w:r>
-      <w:r>
-        <w:t xml:space="preserve">(DBA tự làm, 1 lần, ngoài vòng đời ứng dụng) khỏi việc CHẠY ứng dụng.</w:t>
-      </w:r>
-    </w:p>
-    <w:bookmarkEnd w:id="11"/>
-    <w:bookmarkStart w:id="12" w:name="cấu-hình-.env"/>
-    <w:p>
-      <w:pPr>
-        <w:pStyle w:val="Heading2"/>
-      </w:pPr>
-      <w:r>
-        <w:t xml:space="preserve">3. Cấu hình</w:t>
-      </w:r>
-      <w:r>
-        <w:t xml:space="preserve"> </w:t>
-      </w:r>
-      <w:r>
-        <w:rPr>
-          <w:rStyle w:val="VerbatimChar"/>
-        </w:rPr>
-        <w:t xml:space="preserve">.env</w:t>
+        <w:pStyle w:val="SourceCode"/>
+      </w:pPr>
+      <w:r>
+        <w:rPr>
+          <w:rStyle w:val="BuiltInTok"/>
+        </w:rPr>
+        <w:t xml:space="preserve">cd</w:t>
+      </w:r>
+      <w:r>
+        <w:rPr>
+          <w:rStyle w:val="NormalTok"/>
+        </w:rPr>
+        <w:t xml:space="preserve"> krakend-gateway-manager/k8s/control-plane</w:t>
       </w:r>
     </w:p>
     <w:p>
       <w:pPr>
-        <w:pStyle w:val="SourceCode"/>
-      </w:pPr>
-      <w:r>
-        <w:rPr>
-          <w:rStyle w:val="BuiltInTok"/>
-        </w:rPr>
-        <w:t xml:space="preserve">cd</w:t>
-      </w:r>
-      <w:r>
-        <w:rPr>
-          <w:rStyle w:val="NormalTok"/>
-        </w:rPr>
-        <w:t xml:space="preserve"> krakend-gateway-manager</w:t>
-      </w:r>
-      <w:r>
-        <w:br/>
-      </w:r>
-      <w:r>
-        <w:rPr>
-          <w:rStyle w:val="FunctionTok"/>
-        </w:rPr>
-        <w:t xml:space="preserve">cp</w:t>
-      </w:r>
-      <w:r>
-        <w:rPr>
-          <w:rStyle w:val="NormalTok"/>
-        </w:rPr>
-        <w:t xml:space="preserve"> .env.example .env</w:t>
-      </w:r>
-    </w:p>
-    <w:p>
-      <w:pPr>
-        <w:pStyle w:val="FirstParagraph"/>
-      </w:pPr>
-      <w:r>
-        <w:t xml:space="preserve">Mở</w:t>
-      </w:r>
-      <w:r>
-        <w:t xml:space="preserve"> </w:t>
-      </w:r>
-      <w:r>
-        <w:rPr>
-          <w:rStyle w:val="VerbatimChar"/>
-        </w:rPr>
-        <w:t xml:space="preserve">.env</w:t>
-      </w:r>
-      <w:r>
-        <w:t xml:space="preserve">, điền theo hạ tầng của đội:</w:t>
-      </w:r>
-    </w:p>
-    <w:p>
-      <w:pPr>
-        <w:pStyle w:val="SourceCode"/>
-      </w:pPr>
-      <w:r>
-        <w:rPr>
-          <w:rStyle w:val="VerbatimChar"/>
-        </w:rPr>
-        <w:t xml:space="preserve">TEAM_CODE=ten-doi-ban              # vd "vcom", "billing"... - hien trong ten service/APM</w:t>
-      </w:r>
-      <w:r>
-        <w:br/>
-      </w:r>
-      <w:r>
-        <w:rPr>
-          <w:rStyle w:val="VerbatimChar"/>
-        </w:rPr>
-        <w:t xml:space="preserve">DB_HOST=oracle.noi-bo-doi-ban.local</w:t>
-      </w:r>
-      <w:r>
-        <w:br/>
-      </w:r>
-      <w:r>
-        <w:rPr>
-          <w:rStyle w:val="VerbatimChar"/>
-        </w:rPr>
-        <w:t xml:space="preserve">DB_PORT=1521</w:t>
-      </w:r>
-      <w:r>
-        <w:br/>
-      </w:r>
-      <w:r>
-        <w:rPr>
-          <w:rStyle w:val="VerbatimChar"/>
-        </w:rPr>
-        <w:t xml:space="preserve">DB_NAME=ten-service-hoac-pdb-cua-ban</w:t>
-      </w:r>
-      <w:r>
-        <w:br/>
-      </w:r>
-      <w:r>
-        <w:rPr>
-          <w:rStyle w:val="VerbatimChar"/>
-        </w:rPr>
-        <w:t xml:space="preserve">DB_USER=GATEWAY_MANAGER</w:t>
-      </w:r>
-      <w:r>
-        <w:br/>
-      </w:r>
-      <w:r>
-        <w:rPr>
-          <w:rStyle w:val="VerbatimChar"/>
-        </w:rPr>
-        <w:t xml:space="preserve">DB_PASSWORD=&lt;mat-khau-that&gt;</w:t>
-      </w:r>
-      <w:r>
-        <w:br/>
-      </w:r>
-      <w:r>
-        <w:rPr>
-          <w:rStyle w:val="VerbatimChar"/>
-        </w:rPr>
-        <w:t xml:space="preserve">GATEWAY_ADMIN_API_KEY=&lt;tu-sinh-1-key-manh&gt;   # KHONG duoc de mac dinh "changeme-local-dev"</w:t>
-      </w:r>
-    </w:p>
-    <w:p>
-      <w:pPr>
-        <w:pStyle w:val="FirstParagraph"/>
-      </w:pPr>
-      <w:r>
-        <w:t xml:space="preserve">Elasticsearch/APM: nếu đội</w:t>
-      </w:r>
-      <w:r>
-        <w:t xml:space="preserve"> </w:t>
-      </w:r>
-      <w:r>
-        <w:rPr>
-          <w:b/>
-          <w:bCs/>
-        </w:rPr>
-        <w:t xml:space="preserve">chưa có</w:t>
-      </w:r>
-      <w:r>
-        <w:t xml:space="preserve">, để nguyên mặc định là đủ (tính năng tự</w:t>
-      </w:r>
-      <w:r>
-        <w:t xml:space="preserve"> </w:t>
-      </w:r>
-      <w:r>
-        <w:t xml:space="preserve">tắt an toàn, không chặn traffic thật) - hoặc set</w:t>
-      </w:r>
-      <w:r>
-        <w:t xml:space="preserve"> </w:t>
-      </w:r>
-      <w:r>
-        <w:rPr>
-          <w:rStyle w:val="VerbatimChar"/>
-        </w:rPr>
-        <w:t xml:space="preserve">GATEWAY_AUDIT_ENABLED=false</w:t>
-      </w:r>
-      <w:r>
-        <w:t xml:space="preserve"> </w:t>
-      </w:r>
-      <w:r>
-        <w:t xml:space="preserve">để tắt hẳn phần ghi log. Nếu đội</w:t>
-      </w:r>
-      <w:r>
-        <w:t xml:space="preserve"> </w:t>
-      </w:r>
-      <w:r>
-        <w:rPr>
-          <w:b/>
-          <w:bCs/>
-        </w:rPr>
-        <w:t xml:space="preserve">có sẵn</w:t>
-      </w:r>
-      <w:r>
-        <w:t xml:space="preserve"> </w:t>
-      </w:r>
-      <w:r>
-        <w:t xml:space="preserve">ES/APM riêng, điền</w:t>
-      </w:r>
-      <w:r>
-        <w:t xml:space="preserve"> </w:t>
-      </w:r>
-      <w:r>
-        <w:rPr>
-          <w:rStyle w:val="VerbatimChar"/>
-        </w:rPr>
-        <w:t xml:space="preserve">GATEWAY_AUDIT_ES_HOST</w:t>
-      </w:r>
-      <w:r>
-        <w:t xml:space="preserve">/</w:t>
-      </w:r>
-      <w:r>
-        <w:rPr>
-          <w:rStyle w:val="VerbatimChar"/>
-        </w:rPr>
-        <w:t xml:space="preserve">ES_PORT</w:t>
-      </w:r>
-      <w:r>
-        <w:t xml:space="preserve">/</w:t>
-      </w:r>
-      <w:r>
-        <w:rPr>
-          <w:rStyle w:val="VerbatimChar"/>
-        </w:rPr>
-        <w:t xml:space="preserve">APM_SERVER_HOST</w:t>
-      </w:r>
-      <w:r>
-        <w:t xml:space="preserve">/</w:t>
-      </w:r>
-      <w:r>
-        <w:rPr>
-          <w:rStyle w:val="VerbatimChar"/>
-        </w:rPr>
-        <w:t xml:space="preserve">APM_SERVER_PORT</w:t>
-      </w:r>
-      <w:r>
-        <w:t xml:space="preserve">. Xem đầy</w:t>
-      </w:r>
-      <w:r>
-        <w:t xml:space="preserve"> </w:t>
-      </w:r>
-      <w:r>
-        <w:t xml:space="preserve">đủ giải thích từng biến trong chính file</w:t>
-      </w:r>
-      <w:r>
-        <w:t xml:space="preserve"> </w:t>
-      </w:r>
-      <w:r>
-        <w:rPr>
-          <w:rStyle w:val="VerbatimChar"/>
-        </w:rPr>
-        <w:t xml:space="preserve">.env.example</w:t>
-      </w:r>
-      <w:r>
-        <w:t xml:space="preserve">.</w:t>
-      </w:r>
-    </w:p>
-    <w:bookmarkEnd w:id="12"/>
-    <w:bookmarkStart w:id="13" w:name="chạy"/>
-    <w:p>
-      <w:pPr>
-        <w:pStyle w:val="Heading2"/>
-      </w:pPr>
-      <w:r>
-        <w:t xml:space="preserve">4. Chạy</w:t>
-      </w:r>
-    </w:p>
-    <w:p>
-      <w:pPr>
-        <w:pStyle w:val="SourceCode"/>
-      </w:pPr>
-      <w:r>
-        <w:rPr>
-          <w:rStyle w:val="ExtensionTok"/>
-        </w:rPr>
-        <w:t xml:space="preserve">docker</w:t>
-      </w:r>
-      <w:r>
-        <w:rPr>
-          <w:rStyle w:val="NormalTok"/>
-        </w:rPr>
-        <w:t xml:space="preserve"> compose up </w:t>
-      </w:r>
-      <w:r>
-        <w:rPr>
-          <w:rStyle w:val="AttributeTok"/>
-        </w:rPr>
-        <w:t xml:space="preserve">-d</w:t>
-      </w:r>
-      <w:r>
-        <w:rPr>
-          <w:rStyle w:val="NormalTok"/>
-        </w:rPr>
-        <w:t xml:space="preserve"> </w:t>
-      </w:r>
-      <w:r>
-        <w:rPr>
-          <w:rStyle w:val="AttributeTok"/>
-        </w:rPr>
-        <w:t xml:space="preserve">--build</w:t>
-      </w:r>
-    </w:p>
-    <w:p>
-      <w:pPr>
-        <w:pStyle w:val="FirstParagraph"/>
-      </w:pPr>
-      <w:r>
-        <w:rPr>
-          <w:b/>
-          <w:bCs/>
-        </w:rPr>
-        <w:t xml:space="preserve">Điều kiện tiên quyết</w:t>
-      </w:r>
-      <w:r>
-        <w:t xml:space="preserve">: 8 bảng đã được DBA tạo xong theo đúng mục 2 — nếu</w:t>
-      </w:r>
-      <w:r>
-        <w:t xml:space="preserve"> </w:t>
-      </w:r>
-      <w:r>
-        <w:t xml:space="preserve">chưa, backend sẽ báo lỗi</w:t>
-      </w:r>
-      <w:r>
-        <w:t xml:space="preserve"> </w:t>
-      </w:r>
-      <w:r>
-        <w:rPr>
-          <w:rStyle w:val="VerbatimChar"/>
-        </w:rPr>
-        <w:t xml:space="preserve">SchemaManagementException</w:t>
-      </w:r>
-      <w:r>
-        <w:t xml:space="preserve"> </w:t>
-      </w:r>
-      <w:r>
-        <w:t xml:space="preserve">(thiếu bảng/cột) ngay khi</w:t>
-      </w:r>
-      <w:r>
-        <w:t xml:space="preserve"> </w:t>
-      </w:r>
-      <w:r>
-        <w:t xml:space="preserve">khởi động và dừng lại, KHÔNG tự tạo gì cả.</w:t>
-      </w:r>
-    </w:p>
-    <w:p>
-      <w:pPr>
-        <w:pStyle w:val="BodyText"/>
-      </w:pPr>
-      <w:r>
-        <w:t xml:space="preserve">Lần đầu, backend sẽ:</w:t>
-      </w:r>
-      <w:r>
-        <w:t xml:space="preserve"> </w:t>
-      </w:r>
-      <w:r>
-        <w:t xml:space="preserve">1. Kết nối Oracle bằng user RUNTIME (chỉ quyền DML), đối chiếu entity với 8</w:t>
-      </w:r>
-      <w:r>
-        <w:t xml:space="preserve"> </w:t>
-      </w:r>
-      <w:r>
-        <w:t xml:space="preserve">bảng đã có sẵn (</w:t>
-      </w:r>
-      <w:r>
-        <w:rPr>
-          <w:rStyle w:val="VerbatimChar"/>
-        </w:rPr>
-        <w:t xml:space="preserve">hibernate.ddl-auto=validate</w:t>
-      </w:r>
-      <w:r>
-        <w:t xml:space="preserve">).</w:t>
-      </w:r>
-      <w:r>
-        <w:t xml:space="preserve"> </w:t>
-      </w:r>
-      <w:r>
-        <w:t xml:space="preserve">2.</w:t>
-      </w:r>
-      <w:r>
-        <w:t xml:space="preserve"> </w:t>
-      </w:r>
-      <w:r>
-        <w:rPr>
-          <w:rStyle w:val="VerbatimChar"/>
-        </w:rPr>
-        <w:t xml:space="preserve">DataSeeder</w:t>
-      </w:r>
-      <w:r>
-        <w:t xml:space="preserve"> </w:t>
-      </w:r>
-      <w:r>
-        <w:t xml:space="preserve">seed</w:t>
-      </w:r>
-      <w:r>
-        <w:t xml:space="preserve"> </w:t>
-      </w:r>
-      <w:r>
-        <w:rPr>
-          <w:b/>
-          <w:bCs/>
-        </w:rPr>
-        <w:t xml:space="preserve">1 endpoint mẫu</w:t>
-      </w:r>
-      <w:r>
-        <w:t xml:space="preserve"> </w:t>
-      </w:r>
-      <w:r>
-        <w:t xml:space="preserve">(</w:t>
-      </w:r>
-      <w:r>
-        <w:rPr>
-          <w:rStyle w:val="VerbatimChar"/>
-        </w:rPr>
-        <w:t xml:space="preserve">GET /v1/user-orders/{userId}</w:t>
-      </w:r>
-      <w:r>
-        <w:t xml:space="preserve">) để có</w:t>
-      </w:r>
-      <w:r>
-        <w:t xml:space="preserve"> </w:t>
-      </w:r>
-      <w:r>
-        <w:t xml:space="preserve">ngay 1 ví dụ tham khảo cấu trúc - xoá được qua UI nếu không cần.</w:t>
-      </w:r>
-      <w:r>
-        <w:t xml:space="preserve"> </w:t>
-      </w:r>
-      <w:r>
-        <w:t xml:space="preserve">3. Backend + frontend lên, UI ở</w:t>
-      </w:r>
-      <w:r>
-        <w:t xml:space="preserve"> </w:t>
-      </w:r>
-      <w:r>
-        <w:rPr>
-          <w:rStyle w:val="VerbatimChar"/>
-        </w:rPr>
-        <w:t xml:space="preserve">http://localhost:4200</w:t>
-      </w:r>
-      <w:r>
-        <w:t xml:space="preserve">.</w:t>
-      </w:r>
-    </w:p>
-    <w:p>
-      <w:pPr>
-        <w:pStyle w:val="BodyText"/>
-      </w:pPr>
-      <w:r>
-        <w:t xml:space="preserve">Kiểm tra nhanh:</w:t>
-      </w:r>
-    </w:p>
-    <w:p>
-      <w:pPr>
-        <w:pStyle w:val="SourceCode"/>
-      </w:pPr>
-      <w:r>
-        <w:rPr>
-          <w:rStyle w:val="ExtensionTok"/>
-        </w:rPr>
-        <w:t xml:space="preserve">curl</w:t>
-      </w:r>
-      <w:r>
-        <w:rPr>
-          <w:rStyle w:val="NormalTok"/>
-        </w:rPr>
-        <w:t xml:space="preserve"> http://localhost:4200/api/endpoints </w:t>
-      </w:r>
-      <w:r>
-        <w:rPr>
-          <w:rStyle w:val="AttributeTok"/>
-        </w:rPr>
-        <w:t xml:space="preserve">-H</w:t>
-      </w:r>
-      <w:r>
-        <w:rPr>
-          <w:rStyle w:val="NormalTok"/>
-        </w:rPr>
-        <w:t xml:space="preserve"> </w:t>
-      </w:r>
-      <w:r>
-        <w:rPr>
-          <w:rStyle w:val="StringTok"/>
-        </w:rPr>
-        <w:t xml:space="preserve">"X-Gateway-Admin-Key: &lt;key-ban-vua-dat&gt;"</w:t>
-      </w:r>
-    </w:p>
-    <w:bookmarkEnd w:id="13"/>
-    <w:bookmarkStart w:id="14" w:name="khai-báo-nghiệp-vụ-đầu-tiên"/>
-    <w:p>
-      <w:pPr>
-        <w:pStyle w:val="Heading2"/>
-      </w:pPr>
-      <w:r>
-        <w:t xml:space="preserve">5. Khai báo nghiệp vụ đầu tiên</w:t>
-      </w:r>
-    </w:p>
-    <w:p>
-      <w:pPr>
-        <w:pStyle w:val="Compact"/>
         <w:numPr>
           <w:ilvl w:val="0"/>
           <w:numId w:val="1002"/>
         </w:numPr>
       </w:pPr>
       <w:r>
-        <w:t xml:space="preserve">Vào</w:t>
-      </w:r>
-      <w:r>
-        <w:t xml:space="preserve"> </w:t>
-      </w:r>
-      <w:r>
-        <w:rPr>
-          <w:b/>
-          <w:bCs/>
-        </w:rPr>
-        <w:t xml:space="preserve">Upstream Services</w:t>
-      </w:r>
-      <w:r>
-        <w:t xml:space="preserve"> </w:t>
-      </w:r>
-      <w:r>
-        <w:t xml:space="preserve">→ đăng ký các backend thật đội cần gọi (host,</w:t>
-      </w:r>
-      <w:r>
-        <w:t xml:space="preserve"> </w:t>
-      </w:r>
-      <w:r>
-        <w:t xml:space="preserve">timeout, circuit breaker…).</w:t>
+        <w:t xml:space="preserve">Sửa giá trị trong</w:t>
+      </w:r>
+      <w:r>
+        <w:t xml:space="preserve"> </w:t>
+      </w:r>
+      <w:r>
+        <w:rPr>
+          <w:rStyle w:val="VerbatimChar"/>
+        </w:rPr>
+        <w:t xml:space="preserve">00-configmap.yaml</w:t>
+      </w:r>
+      <w:r>
+        <w:t xml:space="preserve"> </w:t>
+      </w:r>
+      <w:r>
+        <w:t xml:space="preserve">(Oracle trung tâm, ES/APM nếu có).</w:t>
       </w:r>
     </w:p>
     <w:p>
       <w:pPr>
-        <w:pStyle w:val="Compact"/>
         <w:numPr>
           <w:ilvl w:val="0"/>
           <w:numId w:val="1002"/>
         </w:numPr>
       </w:pPr>
       <w:r>
-        <w:t xml:space="preserve">Vào</w:t>
-      </w:r>
-      <w:r>
-        <w:t xml:space="preserve"> </w:t>
-      </w:r>
-      <w:r>
-        <w:rPr>
-          <w:b/>
-          <w:bCs/>
-        </w:rPr>
-        <w:t xml:space="preserve">Endpoints</w:t>
-      </w:r>
-      <w:r>
-        <w:t xml:space="preserve"> </w:t>
-      </w:r>
-      <w:r>
-        <w:t xml:space="preserve">(hoặc trang</w:t>
-      </w:r>
-      <w:r>
-        <w:t xml:space="preserve"> </w:t>
-      </w:r>
-      <w:r>
-        <w:rPr>
-          <w:b/>
-          <w:bCs/>
-        </w:rPr>
-        <w:t xml:space="preserve">Canvas</w:t>
-      </w:r>
-      <w:r>
-        <w:t xml:space="preserve"> </w:t>
-      </w:r>
-      <w:r>
-        <w:t xml:space="preserve">kéo-thả) → khai báo endpoint</w:t>
-      </w:r>
-      <w:r>
-        <w:t xml:space="preserve"> </w:t>
-      </w:r>
-      <w:r>
-        <w:t xml:space="preserve">composite đầu tiên, tham chiếu tới Upstream Service vừa tạo.</w:t>
+        <w:t xml:space="preserve">Tạo Secret thật (KHÔNG dùng</w:t>
+      </w:r>
+      <w:r>
+        <w:t xml:space="preserve"> </w:t>
+      </w:r>
+      <w:r>
+        <w:rPr>
+          <w:rStyle w:val="VerbatimChar"/>
+        </w:rPr>
+        <w:t xml:space="preserve">01-secret.yaml.example</w:t>
+      </w:r>
+      <w:r>
+        <w:t xml:space="preserve"> </w:t>
+      </w:r>
+      <w:r>
+        <w:t xml:space="preserve">trực tiếp):</w:t>
       </w:r>
     </w:p>
     <w:p>
       <w:pPr>
-        <w:pStyle w:val="Compact"/>
+        <w:pStyle w:val="SourceCode"/>
+        <w:numPr>
+          <w:ilvl w:val="0"/>
+          <w:numId w:val="1000"/>
+        </w:numPr>
+      </w:pPr>
+      <w:r>
+        <w:rPr>
+          <w:rStyle w:val="ExtensionTok"/>
+        </w:rPr>
+        <w:t xml:space="preserve">kubectl</w:t>
+      </w:r>
+      <w:r>
+        <w:rPr>
+          <w:rStyle w:val="NormalTok"/>
+        </w:rPr>
+        <w:t xml:space="preserve"> create secret generic gwm-secret </w:t>
+      </w:r>
+      <w:r>
+        <w:rPr>
+          <w:rStyle w:val="AttributeTok"/>
+        </w:rPr>
+        <w:t xml:space="preserve">-n</w:t>
+      </w:r>
+      <w:r>
+        <w:rPr>
+          <w:rStyle w:val="NormalTok"/>
+        </w:rPr>
+        <w:t xml:space="preserve"> </w:t>
+      </w:r>
+      <w:r>
+        <w:rPr>
+          <w:rStyle w:val="OperatorTok"/>
+        </w:rPr>
+        <w:t xml:space="preserve">&lt;</w:t>
+      </w:r>
+      <w:r>
+        <w:rPr>
+          <w:rStyle w:val="NormalTok"/>
+        </w:rPr>
+        <w:t xml:space="preserve">namespace-control-plane</w:t>
+      </w:r>
+      <w:r>
+        <w:rPr>
+          <w:rStyle w:val="OperatorTok"/>
+        </w:rPr>
+        <w:t xml:space="preserve">&gt;</w:t>
+      </w:r>
+      <w:r>
+        <w:rPr>
+          <w:rStyle w:val="NormalTok"/>
+        </w:rPr>
+        <w:t xml:space="preserve"> </w:t>
+      </w:r>
+      <w:r>
+        <w:rPr>
+          <w:rStyle w:val="DataTypeTok"/>
+        </w:rPr>
+        <w:t xml:space="preserve">\</w:t>
+      </w:r>
+      <w:r>
+        <w:br/>
+      </w:r>
+      <w:r>
+        <w:rPr>
+          <w:rStyle w:val="NormalTok"/>
+        </w:rPr>
+        <w:t xml:space="preserve">  </w:t>
+      </w:r>
+      <w:r>
+        <w:rPr>
+          <w:rStyle w:val="AttributeTok"/>
+        </w:rPr>
+        <w:t xml:space="preserve">--from-literal</w:t>
+      </w:r>
+      <w:r>
+        <w:rPr>
+          <w:rStyle w:val="OperatorTok"/>
+        </w:rPr>
+        <w:t xml:space="preserve">=</w:t>
+      </w:r>
+      <w:r>
+        <w:rPr>
+          <w:rStyle w:val="NormalTok"/>
+        </w:rPr>
+        <w:t xml:space="preserve">DB_USER=</w:t>
+      </w:r>
+      <w:r>
+        <w:rPr>
+          <w:rStyle w:val="StringTok"/>
+        </w:rPr>
+        <w:t xml:space="preserve">'GATEWAY_MANAGER'</w:t>
+      </w:r>
+      <w:r>
+        <w:rPr>
+          <w:rStyle w:val="NormalTok"/>
+        </w:rPr>
+        <w:t xml:space="preserve"> </w:t>
+      </w:r>
+      <w:r>
+        <w:rPr>
+          <w:rStyle w:val="DataTypeTok"/>
+        </w:rPr>
+        <w:t xml:space="preserve">\</w:t>
+      </w:r>
+      <w:r>
+        <w:br/>
+      </w:r>
+      <w:r>
+        <w:rPr>
+          <w:rStyle w:val="NormalTok"/>
+        </w:rPr>
+        <w:t xml:space="preserve">  </w:t>
+      </w:r>
+      <w:r>
+        <w:rPr>
+          <w:rStyle w:val="AttributeTok"/>
+        </w:rPr>
+        <w:t xml:space="preserve">--from-literal</w:t>
+      </w:r>
+      <w:r>
+        <w:rPr>
+          <w:rStyle w:val="OperatorTok"/>
+        </w:rPr>
+        <w:t xml:space="preserve">=</w:t>
+      </w:r>
+      <w:r>
+        <w:rPr>
+          <w:rStyle w:val="NormalTok"/>
+        </w:rPr>
+        <w:t xml:space="preserve">DB_PASSWORD=</w:t>
+      </w:r>
+      <w:r>
+        <w:rPr>
+          <w:rStyle w:val="StringTok"/>
+        </w:rPr>
+        <w:t xml:space="preserve">'&lt;mat-khau-that&gt;'</w:t>
+      </w:r>
+      <w:r>
+        <w:rPr>
+          <w:rStyle w:val="NormalTok"/>
+        </w:rPr>
+        <w:t xml:space="preserve"> </w:t>
+      </w:r>
+      <w:r>
+        <w:rPr>
+          <w:rStyle w:val="DataTypeTok"/>
+        </w:rPr>
+        <w:t xml:space="preserve">\</w:t>
+      </w:r>
+      <w:r>
+        <w:br/>
+      </w:r>
+      <w:r>
+        <w:rPr>
+          <w:rStyle w:val="NormalTok"/>
+        </w:rPr>
+        <w:t xml:space="preserve">  </w:t>
+      </w:r>
+      <w:r>
+        <w:rPr>
+          <w:rStyle w:val="AttributeTok"/>
+        </w:rPr>
+        <w:t xml:space="preserve">--from-literal</w:t>
+      </w:r>
+      <w:r>
+        <w:rPr>
+          <w:rStyle w:val="OperatorTok"/>
+        </w:rPr>
+        <w:t xml:space="preserve">=</w:t>
+      </w:r>
+      <w:r>
+        <w:rPr>
+          <w:rStyle w:val="NormalTok"/>
+        </w:rPr>
+        <w:t xml:space="preserve">GATEWAY_ADMIN_API_KEY=</w:t>
+      </w:r>
+      <w:r>
+        <w:rPr>
+          <w:rStyle w:val="StringTok"/>
+        </w:rPr>
+        <w:t xml:space="preserve">'&lt;tu-sinh-1-key-manh&gt;'</w:t>
+      </w:r>
+    </w:p>
+    <w:p>
+      <w:pPr>
         <w:numPr>
           <w:ilvl w:val="0"/>
           <w:numId w:val="1002"/>
         </w:numPr>
       </w:pPr>
       <w:r>
-        <w:t xml:space="preserve">Dùng nút</w:t>
+        <w:t xml:space="preserve">Sửa</w:t>
+      </w:r>
+      <w:r>
+        <w:t xml:space="preserve"> </w:t>
+      </w:r>
+      <w:r>
+        <w:rPr>
+          <w:rStyle w:val="VerbatimChar"/>
+        </w:rPr>
+        <w:t xml:space="preserve">image:</w:t>
+      </w:r>
+      <w:r>
+        <w:t xml:space="preserve"> </w:t>
+      </w:r>
+      <w:r>
+        <w:t xml:space="preserve">trong</w:t>
+      </w:r>
+      <w:r>
+        <w:t xml:space="preserve"> </w:t>
+      </w:r>
+      <w:r>
+        <w:rPr>
+          <w:rStyle w:val="VerbatimChar"/>
+        </w:rPr>
+        <w:t xml:space="preserve">40-backend.yaml</w:t>
+      </w:r>
+      <w:r>
+        <w:t xml:space="preserve">/</w:t>
+      </w:r>
+      <w:r>
+        <w:rPr>
+          <w:rStyle w:val="VerbatimChar"/>
+        </w:rPr>
+        <w:t xml:space="preserve">50-frontend.yaml</w:t>
+      </w:r>
+      <w:r>
+        <w:t xml:space="preserve">.</w:t>
+      </w:r>
+    </w:p>
+    <w:p>
+      <w:pPr>
+        <w:numPr>
+          <w:ilvl w:val="0"/>
+          <w:numId w:val="1002"/>
+        </w:numPr>
+      </w:pPr>
+      <w:r>
+        <w:t xml:space="preserve">Sửa 2</w:t>
+      </w:r>
+      <w:r>
+        <w:t xml:space="preserve"> </w:t>
+      </w:r>
+      <w:r>
+        <w:rPr>
+          <w:rStyle w:val="VerbatimChar"/>
+        </w:rPr>
+        <w:t xml:space="preserve">host:</w:t>
+      </w:r>
+      <w:r>
+        <w:t xml:space="preserve"> </w:t>
+      </w:r>
+      <w:r>
+        <w:t xml:space="preserve">trong</w:t>
+      </w:r>
+      <w:r>
+        <w:t xml:space="preserve"> </w:t>
+      </w:r>
+      <w:r>
+        <w:rPr>
+          <w:rStyle w:val="VerbatimChar"/>
+        </w:rPr>
+        <w:t xml:space="preserve">60-ingress.yaml</w:t>
+      </w:r>
+      <w:r>
+        <w:t xml:space="preserve">.</w:t>
+      </w:r>
+    </w:p>
+    <w:p>
+      <w:pPr>
+        <w:numPr>
+          <w:ilvl w:val="0"/>
+          <w:numId w:val="1002"/>
+        </w:numPr>
+      </w:pPr>
+      <w:r>
+        <w:t xml:space="preserve">Apply:</w:t>
+      </w:r>
+      <w:r>
+        <w:t xml:space="preserve"> </w:t>
+      </w:r>
+      <w:r>
+        <w:rPr>
+          <w:rStyle w:val="VerbatimChar"/>
+        </w:rPr>
+        <w:t xml:space="preserve">kubectl apply -f . -n &lt;namespace-control-plane&gt;</w:t>
+      </w:r>
+      <w:r>
+        <w:t xml:space="preserve">.</w:t>
+      </w:r>
+    </w:p>
+    <w:bookmarkEnd w:id="13"/>
+    <w:bookmarkStart w:id="14" w:name="b.-docker-compose-devdemo"/>
+    <w:p>
+      <w:pPr>
+        <w:pStyle w:val="Heading3"/>
+      </w:pPr>
+      <w:r>
+        <w:t xml:space="preserve">3b. Docker Compose (dev/demo)</w:t>
+      </w:r>
+    </w:p>
+    <w:p>
+      <w:pPr>
+        <w:pStyle w:val="SourceCode"/>
+      </w:pPr>
+      <w:r>
+        <w:rPr>
+          <w:rStyle w:val="BuiltInTok"/>
+        </w:rPr>
+        <w:t xml:space="preserve">cd</w:t>
+      </w:r>
+      <w:r>
+        <w:rPr>
+          <w:rStyle w:val="NormalTok"/>
+        </w:rPr>
+        <w:t xml:space="preserve"> krakend-gateway-manager</w:t>
+      </w:r>
+      <w:r>
+        <w:br/>
+      </w:r>
+      <w:r>
+        <w:rPr>
+          <w:rStyle w:val="FunctionTok"/>
+        </w:rPr>
+        <w:t xml:space="preserve">cp</w:t>
+      </w:r>
+      <w:r>
+        <w:rPr>
+          <w:rStyle w:val="NormalTok"/>
+        </w:rPr>
+        <w:t xml:space="preserve"> .env.control-plane.example .env</w:t>
+      </w:r>
+      <w:r>
+        <w:br/>
+      </w:r>
+      <w:r>
+        <w:rPr>
+          <w:rStyle w:val="CommentTok"/>
+        </w:rPr>
+        <w:t xml:space="preserve"># Điền DB_HOST/PORT/NAME/USER/PASSWORD + GATEWAY_ADMIN_API_KEY thật</w:t>
+      </w:r>
+      <w:r>
+        <w:br/>
+      </w:r>
+      <w:r>
+        <w:rPr>
+          <w:rStyle w:val="ExtensionTok"/>
+        </w:rPr>
+        <w:t xml:space="preserve">docker</w:t>
+      </w:r>
+      <w:r>
+        <w:rPr>
+          <w:rStyle w:val="NormalTok"/>
+        </w:rPr>
+        <w:t xml:space="preserve"> compose </w:t>
+      </w:r>
+      <w:r>
+        <w:rPr>
+          <w:rStyle w:val="AttributeTok"/>
+        </w:rPr>
+        <w:t xml:space="preserve">-f</w:t>
+      </w:r>
+      <w:r>
+        <w:rPr>
+          <w:rStyle w:val="NormalTok"/>
+        </w:rPr>
+        <w:t xml:space="preserve"> docker-compose.control-plane.yml up </w:t>
+      </w:r>
+      <w:r>
+        <w:rPr>
+          <w:rStyle w:val="AttributeTok"/>
+        </w:rPr>
+        <w:t xml:space="preserve">-d</w:t>
+      </w:r>
+      <w:r>
+        <w:rPr>
+          <w:rStyle w:val="NormalTok"/>
+        </w:rPr>
+        <w:t xml:space="preserve"> </w:t>
+      </w:r>
+      <w:r>
+        <w:rPr>
+          <w:rStyle w:val="AttributeTok"/>
+        </w:rPr>
+        <w:t xml:space="preserve">--build</w:t>
+      </w:r>
+    </w:p>
+    <w:p>
+      <w:pPr>
+        <w:pStyle w:val="FirstParagraph"/>
+      </w:pPr>
+      <w:r>
+        <w:t xml:space="preserve">UI:</w:t>
+      </w:r>
+      <w:r>
+        <w:t xml:space="preserve"> </w:t>
+      </w:r>
+      <w:r>
+        <w:rPr>
+          <w:rStyle w:val="VerbatimChar"/>
+        </w:rPr>
+        <w:t xml:space="preserve">http://localhost:4200</w:t>
+      </w:r>
+      <w:r>
+        <w:t xml:space="preserve">.</w:t>
+      </w:r>
+    </w:p>
+    <w:bookmarkEnd w:id="14"/>
+    <w:bookmarkStart w:id="15" w:name="X9ba6de585237599ebfa9d412e99f75be8985633"/>
+    <w:p>
+      <w:pPr>
+        <w:pStyle w:val="Heading3"/>
+      </w:pPr>
+      <w:r>
+        <w:t xml:space="preserve">3c. Tạo các đội (bắt buộc trước khi đội nào triển khai Data Plane)</w:t>
+      </w:r>
+    </w:p>
+    <w:p>
+      <w:pPr>
+        <w:pStyle w:val="FirstParagraph"/>
+      </w:pPr>
+      <w:r>
+        <w:t xml:space="preserve">Đăng nhập UI bằng</w:t>
       </w:r>
       <w:r>
         <w:t xml:space="preserve"> </w:t>
@@ -1519,90 +1914,660 @@
           <w:b/>
           <w:bCs/>
         </w:rPr>
-        <w:t xml:space="preserve">“Thử nhanh”</w:t>
-      </w:r>
-      <w:r>
-        <w:t xml:space="preserve"> </w:t>
-      </w:r>
-      <w:r>
-        <w:t xml:space="preserve">(trên Canvas) để xem trước request/response từng</w:t>
-      </w:r>
-      <w:r>
-        <w:t xml:space="preserve"> </w:t>
-      </w:r>
-      <w:r>
-        <w:t xml:space="preserve">step ngay khi đang cấu hình, chưa cần lưu.</w:t>
+        <w:t xml:space="preserve">platform-admin key</w:t>
+      </w:r>
+      <w:r>
+        <w:t xml:space="preserve"> </w:t>
+      </w:r>
+      <w:r>
+        <w:t xml:space="preserve">(</w:t>
+      </w:r>
+      <w:r>
+        <w:rPr>
+          <w:rStyle w:val="VerbatimChar"/>
+        </w:rPr>
+        <w:t xml:space="preserve">GATEWAY_ADMIN_API_KEY</w:t>
+      </w:r>
+      <w:r>
+        <w:t xml:space="preserve"> </w:t>
+      </w:r>
+      <w:r>
+        <w:t xml:space="preserve">vừa tạo) →</w:t>
+      </w:r>
+      <w:r>
+        <w:t xml:space="preserve"> </w:t>
+      </w:r>
+      <w:r>
+        <w:t xml:space="preserve">vào màn hình</w:t>
+      </w:r>
+      <w:r>
+        <w:t xml:space="preserve"> </w:t>
+      </w:r>
+      <w:r>
+        <w:rPr>
+          <w:b/>
+          <w:bCs/>
+        </w:rPr>
+        <w:t xml:space="preserve">“Quản lý đội”</w:t>
+      </w:r>
+      <w:r>
+        <w:t xml:space="preserve"> </w:t>
+      </w:r>
+      <w:r>
+        <w:t xml:space="preserve">→ tạo 1 dòng cho mỗi đội BCCS sẽ dùng Gateway</w:t>
+      </w:r>
+      <w:r>
+        <w:t xml:space="preserve"> </w:t>
+      </w:r>
+      <w:r>
+        <w:t xml:space="preserve">Manager.</w:t>
+      </w:r>
+      <w:r>
+        <w:t xml:space="preserve"> </w:t>
+      </w:r>
+      <w:r>
+        <w:rPr>
+          <w:rStyle w:val="VerbatimChar"/>
+        </w:rPr>
+        <w:t xml:space="preserve">api_key</w:t>
+      </w:r>
+      <w:r>
+        <w:t xml:space="preserve"> </w:t>
+      </w:r>
+      <w:r>
+        <w:t xml:space="preserve">sinh ra</w:t>
+      </w:r>
+      <w:r>
+        <w:t xml:space="preserve"> </w:t>
+      </w:r>
+      <w:r>
+        <w:rPr>
+          <w:b/>
+          <w:bCs/>
+        </w:rPr>
+        <w:t xml:space="preserve">hiển thị đúng 1 lần</w:t>
+      </w:r>
+      <w:r>
+        <w:t xml:space="preserve"> </w:t>
+      </w:r>
+      <w:r>
+        <w:t xml:space="preserve">— lưu lại ngay và gửi cho</w:t>
+      </w:r>
+      <w:r>
+        <w:t xml:space="preserve"> </w:t>
+      </w:r>
+      <w:r>
+        <w:t xml:space="preserve">đội tương ứng cùng</w:t>
+      </w:r>
+      <w:r>
+        <w:t xml:space="preserve"> </w:t>
+      </w:r>
+      <w:r>
+        <w:rPr>
+          <w:rStyle w:val="VerbatimChar"/>
+        </w:rPr>
+        <w:t xml:space="preserve">team_code</w:t>
+      </w:r>
+      <w:r>
+        <w:t xml:space="preserve">.</w:t>
       </w:r>
     </w:p>
-    <w:bookmarkEnd w:id="14"/>
-    <w:bookmarkStart w:id="15" w:name="nâng-cấp-lên-version-mới"/>
+    <w:bookmarkEnd w:id="15"/>
+    <w:bookmarkEnd w:id="16"/>
+    <w:bookmarkStart w:id="19" w:name="X7ea83a597a9d44fe530d17397364c95c2425737"/>
     <w:p>
       <w:pPr>
         <w:pStyle w:val="Heading2"/>
       </w:pPr>
       <w:r>
-        <w:t xml:space="preserve">6. Nâng cấp lên version mới</w:t>
+        <w:t xml:space="preserve">4. Triển khai Data Plane (từng đội BCCS tự làm)</w:t>
       </w:r>
     </w:p>
     <w:p>
       <w:pPr>
-        <w:pStyle w:val="SourceCode"/>
-      </w:pPr>
-      <w:r>
-        <w:rPr>
-          <w:rStyle w:val="FunctionTok"/>
-        </w:rPr>
-        <w:t xml:space="preserve">git</w:t>
-      </w:r>
-      <w:r>
-        <w:rPr>
-          <w:rStyle w:val="NormalTok"/>
-        </w:rPr>
-        <w:t xml:space="preserve"> pull            </w:t>
-      </w:r>
-      <w:r>
-        <w:rPr>
-          <w:rStyle w:val="CommentTok"/>
-        </w:rPr>
-        <w:t xml:space="preserve"># hoặc doi tag image neu dung registry rieng</w:t>
+        <w:pStyle w:val="FirstParagraph"/>
+      </w:pPr>
+      <w:r>
+        <w:rPr>
+          <w:b/>
+          <w:bCs/>
+        </w:rPr>
+        <w:t xml:space="preserve">Điều kiện tiên quyết</w:t>
+      </w:r>
+      <w:r>
+        <w:t xml:space="preserve">: đã nhận</w:t>
+      </w:r>
+      <w:r>
+        <w:t xml:space="preserve"> </w:t>
+      </w:r>
+      <w:r>
+        <w:rPr>
+          <w:rStyle w:val="VerbatimChar"/>
+        </w:rPr>
+        <w:t xml:space="preserve">team_code</w:t>
+      </w:r>
+      <w:r>
+        <w:t xml:space="preserve"> </w:t>
+      </w:r>
+      <w:r>
+        <w:t xml:space="preserve">+</w:t>
+      </w:r>
+      <w:r>
+        <w:t xml:space="preserve"> </w:t>
+      </w:r>
+      <w:r>
+        <w:rPr>
+          <w:rStyle w:val="VerbatimChar"/>
+        </w:rPr>
+        <w:t xml:space="preserve">api_key</w:t>
+      </w:r>
+      <w:r>
+        <w:t xml:space="preserve"> </w:t>
+      </w:r>
+      <w:r>
+        <w:t xml:space="preserve">từ đội nền tảng</w:t>
+      </w:r>
+      <w:r>
+        <w:t xml:space="preserve"> </w:t>
+      </w:r>
+      <w:r>
+        <w:t xml:space="preserve">(mục 3c).</w:t>
+      </w:r>
+    </w:p>
+    <w:bookmarkStart w:id="17" w:name="a.-kubernetes-1"/>
+    <w:p>
+      <w:pPr>
+        <w:pStyle w:val="Heading3"/>
+      </w:pPr>
+      <w:r>
+        <w:t xml:space="preserve">4a. Kubernetes</w:t>
       </w:r>
     </w:p>
     <w:p>
       <w:pPr>
+        <w:pStyle w:val="SourceCode"/>
+      </w:pPr>
+      <w:r>
+        <w:rPr>
+          <w:rStyle w:val="BuiltInTok"/>
+        </w:rPr>
+        <w:t xml:space="preserve">cd</w:t>
+      </w:r>
+      <w:r>
+        <w:rPr>
+          <w:rStyle w:val="NormalTok"/>
+        </w:rPr>
+        <w:t xml:space="preserve"> krakend-gateway-manager/k8s/data-plane</w:t>
+      </w:r>
+    </w:p>
+    <w:p>
+      <w:pPr>
+        <w:numPr>
+          <w:ilvl w:val="0"/>
+          <w:numId w:val="1003"/>
+        </w:numPr>
+      </w:pPr>
+      <w:r>
+        <w:t xml:space="preserve">Sửa</w:t>
+      </w:r>
+      <w:r>
+        <w:t xml:space="preserve"> </w:t>
+      </w:r>
+      <w:r>
+        <w:rPr>
+          <w:rStyle w:val="VerbatimChar"/>
+        </w:rPr>
+        <w:t xml:space="preserve">00-configmap.yaml</w:t>
+      </w:r>
+      <w:r>
+        <w:t xml:space="preserve"> </w:t>
+      </w:r>
+      <w:r>
+        <w:t xml:space="preserve">(đặc biệt</w:t>
+      </w:r>
+      <w:r>
+        <w:t xml:space="preserve"> </w:t>
+      </w:r>
+      <w:r>
+        <w:rPr>
+          <w:rStyle w:val="VerbatimChar"/>
+        </w:rPr>
+        <w:t xml:space="preserve">TEAM_CODE</w:t>
+      </w:r>
+      <w:r>
+        <w:t xml:space="preserve">,</w:t>
+      </w:r>
+      <w:r>
+        <w:t xml:space="preserve"> </w:t>
+      </w:r>
+      <w:r>
+        <w:rPr>
+          <w:rStyle w:val="VerbatimChar"/>
+        </w:rPr>
+        <w:t xml:space="preserve">CONTROL_PLANE_BASE_URL</w:t>
+      </w:r>
+      <w:r>
+        <w:t xml:space="preserve">).</w:t>
+      </w:r>
+    </w:p>
+    <w:p>
+      <w:pPr>
+        <w:numPr>
+          <w:ilvl w:val="0"/>
+          <w:numId w:val="1003"/>
+        </w:numPr>
+      </w:pPr>
+      <w:r>
+        <w:t xml:space="preserve">Tạo Secret thật:</w:t>
+      </w:r>
+    </w:p>
+    <w:p>
+      <w:pPr>
+        <w:pStyle w:val="SourceCode"/>
+        <w:numPr>
+          <w:ilvl w:val="0"/>
+          <w:numId w:val="1000"/>
+        </w:numPr>
+      </w:pPr>
+      <w:r>
+        <w:rPr>
+          <w:rStyle w:val="ExtensionTok"/>
+        </w:rPr>
+        <w:t xml:space="preserve">kubectl</w:t>
+      </w:r>
+      <w:r>
+        <w:rPr>
+          <w:rStyle w:val="NormalTok"/>
+        </w:rPr>
+        <w:t xml:space="preserve"> create secret generic gwm-secret </w:t>
+      </w:r>
+      <w:r>
+        <w:rPr>
+          <w:rStyle w:val="AttributeTok"/>
+        </w:rPr>
+        <w:t xml:space="preserve">-n</w:t>
+      </w:r>
+      <w:r>
+        <w:rPr>
+          <w:rStyle w:val="NormalTok"/>
+        </w:rPr>
+        <w:t xml:space="preserve"> </w:t>
+      </w:r>
+      <w:r>
+        <w:rPr>
+          <w:rStyle w:val="OperatorTok"/>
+        </w:rPr>
+        <w:t xml:space="preserve">&lt;</w:t>
+      </w:r>
+      <w:r>
+        <w:rPr>
+          <w:rStyle w:val="NormalTok"/>
+        </w:rPr>
+        <w:t xml:space="preserve">namespace-cua-doi</w:t>
+      </w:r>
+      <w:r>
+        <w:rPr>
+          <w:rStyle w:val="OperatorTok"/>
+        </w:rPr>
+        <w:t xml:space="preserve">&gt;</w:t>
+      </w:r>
+      <w:r>
+        <w:rPr>
+          <w:rStyle w:val="NormalTok"/>
+        </w:rPr>
+        <w:t xml:space="preserve"> </w:t>
+      </w:r>
+      <w:r>
+        <w:rPr>
+          <w:rStyle w:val="DataTypeTok"/>
+        </w:rPr>
+        <w:t xml:space="preserve">\</w:t>
+      </w:r>
+      <w:r>
+        <w:br/>
+      </w:r>
+      <w:r>
+        <w:rPr>
+          <w:rStyle w:val="NormalTok"/>
+        </w:rPr>
+        <w:t xml:space="preserve">  </w:t>
+      </w:r>
+      <w:r>
+        <w:rPr>
+          <w:rStyle w:val="AttributeTok"/>
+        </w:rPr>
+        <w:t xml:space="preserve">--from-literal</w:t>
+      </w:r>
+      <w:r>
+        <w:rPr>
+          <w:rStyle w:val="OperatorTok"/>
+        </w:rPr>
+        <w:t xml:space="preserve">=</w:t>
+      </w:r>
+      <w:r>
+        <w:rPr>
+          <w:rStyle w:val="NormalTok"/>
+        </w:rPr>
+        <w:t xml:space="preserve">CONTROL_PLANE_SYNC_API_KEY=</w:t>
+      </w:r>
+      <w:r>
+        <w:rPr>
+          <w:rStyle w:val="StringTok"/>
+        </w:rPr>
+        <w:t xml:space="preserve">'&lt;api_key-doi-nen-tang-da-cap&gt;'</w:t>
+      </w:r>
+    </w:p>
+    <w:p>
+      <w:pPr>
+        <w:numPr>
+          <w:ilvl w:val="0"/>
+          <w:numId w:val="1003"/>
+        </w:numPr>
+      </w:pPr>
+      <w:r>
+        <w:t xml:space="preserve">Sửa</w:t>
+      </w:r>
+      <w:r>
+        <w:t xml:space="preserve"> </w:t>
+      </w:r>
+      <w:r>
+        <w:rPr>
+          <w:rStyle w:val="VerbatimChar"/>
+        </w:rPr>
+        <w:t xml:space="preserve">image:</w:t>
+      </w:r>
+      <w:r>
+        <w:t xml:space="preserve"> </w:t>
+      </w:r>
+      <w:r>
+        <w:t xml:space="preserve">trong</w:t>
+      </w:r>
+      <w:r>
+        <w:t xml:space="preserve"> </w:t>
+      </w:r>
+      <w:r>
+        <w:rPr>
+          <w:rStyle w:val="VerbatimChar"/>
+        </w:rPr>
+        <w:t xml:space="preserve">40-backend.yaml</w:t>
+      </w:r>
+      <w:r>
+        <w:t xml:space="preserve">,</w:t>
+      </w:r>
+      <w:r>
+        <w:t xml:space="preserve"> </w:t>
+      </w:r>
+      <w:r>
+        <w:rPr>
+          <w:rStyle w:val="VerbatimChar"/>
+        </w:rPr>
+        <w:t xml:space="preserve">host:</w:t>
+      </w:r>
+      <w:r>
+        <w:t xml:space="preserve"> </w:t>
+      </w:r>
+      <w:r>
+        <w:t xml:space="preserve">trong</w:t>
+      </w:r>
+      <w:r>
+        <w:t xml:space="preserve"> </w:t>
+      </w:r>
+      <w:r>
+        <w:rPr>
+          <w:rStyle w:val="VerbatimChar"/>
+        </w:rPr>
+        <w:t xml:space="preserve">60-ingress.yaml</w:t>
+      </w:r>
+      <w:r>
+        <w:t xml:space="preserve">.</w:t>
+      </w:r>
+    </w:p>
+    <w:p>
+      <w:pPr>
+        <w:numPr>
+          <w:ilvl w:val="0"/>
+          <w:numId w:val="1003"/>
+        </w:numPr>
+      </w:pPr>
+      <w:r>
+        <w:t xml:space="preserve">Apply:</w:t>
+      </w:r>
+      <w:r>
+        <w:t xml:space="preserve"> </w:t>
+      </w:r>
+      <w:r>
+        <w:rPr>
+          <w:rStyle w:val="VerbatimChar"/>
+        </w:rPr>
+        <w:t xml:space="preserve">kubectl apply -f . -n &lt;namespace-cua-doi&gt;</w:t>
+      </w:r>
+      <w:r>
+        <w:t xml:space="preserve">.</w:t>
+      </w:r>
+    </w:p>
+    <w:bookmarkEnd w:id="17"/>
+    <w:bookmarkStart w:id="18" w:name="b.-docker-compose-devdemo-1"/>
+    <w:p>
+      <w:pPr>
+        <w:pStyle w:val="Heading3"/>
+      </w:pPr>
+      <w:r>
+        <w:t xml:space="preserve">4b. Docker Compose (dev/demo)</w:t>
+      </w:r>
+    </w:p>
+    <w:p>
+      <w:pPr>
+        <w:pStyle w:val="SourceCode"/>
+      </w:pPr>
+      <w:r>
+        <w:rPr>
+          <w:rStyle w:val="BuiltInTok"/>
+        </w:rPr>
+        <w:t xml:space="preserve">cd</w:t>
+      </w:r>
+      <w:r>
+        <w:rPr>
+          <w:rStyle w:val="NormalTok"/>
+        </w:rPr>
+        <w:t xml:space="preserve"> krakend-gateway-manager</w:t>
+      </w:r>
+      <w:r>
+        <w:br/>
+      </w:r>
+      <w:r>
+        <w:rPr>
+          <w:rStyle w:val="FunctionTok"/>
+        </w:rPr>
+        <w:t xml:space="preserve">cp</w:t>
+      </w:r>
+      <w:r>
+        <w:rPr>
+          <w:rStyle w:val="NormalTok"/>
+        </w:rPr>
+        <w:t xml:space="preserve"> .env.data-plane.example .env</w:t>
+      </w:r>
+      <w:r>
+        <w:br/>
+      </w:r>
+      <w:r>
+        <w:rPr>
+          <w:rStyle w:val="CommentTok"/>
+        </w:rPr>
+        <w:t xml:space="preserve"># Điền TEAM_CODE, CONTROL_PLANE_BASE_URL, CONTROL_PLANE_SYNC_API_KEY</w:t>
+      </w:r>
+      <w:r>
+        <w:br/>
+      </w:r>
+      <w:r>
+        <w:rPr>
+          <w:rStyle w:val="ExtensionTok"/>
+        </w:rPr>
+        <w:t xml:space="preserve">docker</w:t>
+      </w:r>
+      <w:r>
+        <w:rPr>
+          <w:rStyle w:val="NormalTok"/>
+        </w:rPr>
+        <w:t xml:space="preserve"> compose </w:t>
+      </w:r>
+      <w:r>
+        <w:rPr>
+          <w:rStyle w:val="AttributeTok"/>
+        </w:rPr>
+        <w:t xml:space="preserve">-f</w:t>
+      </w:r>
+      <w:r>
+        <w:rPr>
+          <w:rStyle w:val="NormalTok"/>
+        </w:rPr>
+        <w:t xml:space="preserve"> docker-compose.data-plane.yml up </w:t>
+      </w:r>
+      <w:r>
+        <w:rPr>
+          <w:rStyle w:val="AttributeTok"/>
+        </w:rPr>
+        <w:t xml:space="preserve">-d</w:t>
+      </w:r>
+      <w:r>
+        <w:rPr>
+          <w:rStyle w:val="NormalTok"/>
+        </w:rPr>
+        <w:t xml:space="preserve"> </w:t>
+      </w:r>
+      <w:r>
+        <w:rPr>
+          <w:rStyle w:val="AttributeTok"/>
+        </w:rPr>
+        <w:t xml:space="preserve">--build</w:t>
+      </w:r>
+    </w:p>
+    <w:p>
+      <w:pPr>
         <w:pStyle w:val="FirstParagraph"/>
       </w:pPr>
       <w:r>
-        <w:t xml:space="preserve">Nếu bản mới có thay đổi cấu trúc dữ liệu, đội phát triển nền tảng sẽ ban hành</w:t>
-      </w:r>
-      <w:r>
-        <w:t xml:space="preserve"> </w:t>
-      </w:r>
-      <w:r>
-        <w:t xml:space="preserve">kèm 1 file DDL tăng dần mới (vd</w:t>
-      </w:r>
-      <w:r>
-        <w:t xml:space="preserve"> </w:t>
-      </w:r>
-      <w:r>
-        <w:rPr>
-          <w:rStyle w:val="VerbatimChar"/>
-        </w:rPr>
-        <w:t xml:space="preserve">V2__...sql</w:t>
-      </w:r>
-      <w:r>
-        <w:t xml:space="preserve">, đặt cùng thư mục</w:t>
-      </w:r>
-      <w:r>
-        <w:t xml:space="preserve"> </w:t>
-      </w:r>
-      <w:r>
-        <w:rPr>
-          <w:rStyle w:val="VerbatimChar"/>
-        </w:rPr>
-        <w:t xml:space="preserve">db/team-schema/</w:t>
-      </w:r>
-      <w:r>
-        <w:t xml:space="preserve">) —</w:t>
+        <w:t xml:space="preserve">Kiểm tra đồng bộ thành công:</w:t>
+      </w:r>
+    </w:p>
+    <w:p>
+      <w:pPr>
+        <w:pStyle w:val="SourceCode"/>
+      </w:pPr>
+      <w:r>
+        <w:rPr>
+          <w:rStyle w:val="ExtensionTok"/>
+        </w:rPr>
+        <w:t xml:space="preserve">docker</w:t>
+      </w:r>
+      <w:r>
+        <w:rPr>
+          <w:rStyle w:val="NormalTok"/>
+        </w:rPr>
+        <w:t xml:space="preserve"> compose </w:t>
+      </w:r>
+      <w:r>
+        <w:rPr>
+          <w:rStyle w:val="AttributeTok"/>
+        </w:rPr>
+        <w:t xml:space="preserve">-f</w:t>
+      </w:r>
+      <w:r>
+        <w:rPr>
+          <w:rStyle w:val="NormalTok"/>
+        </w:rPr>
+        <w:t xml:space="preserve"> docker-compose.data-plane.yml logs backend </w:t>
+      </w:r>
+      <w:r>
+        <w:rPr>
+          <w:rStyle w:val="KeywordTok"/>
+        </w:rPr>
+        <w:t xml:space="preserve">|</w:t>
+      </w:r>
+      <w:r>
+        <w:rPr>
+          <w:rStyle w:val="NormalTok"/>
+        </w:rPr>
+        <w:t xml:space="preserve"> </w:t>
+      </w:r>
+      <w:r>
+        <w:rPr>
+          <w:rStyle w:val="FunctionTok"/>
+        </w:rPr>
+        <w:t xml:space="preserve">grep</w:t>
+      </w:r>
+      <w:r>
+        <w:rPr>
+          <w:rStyle w:val="NormalTok"/>
+        </w:rPr>
+        <w:t xml:space="preserve"> </w:t>
+      </w:r>
+      <w:r>
+        <w:rPr>
+          <w:rStyle w:val="StringTok"/>
+        </w:rPr>
+        <w:t xml:space="preserve">"Da dong bo"</w:t>
+      </w:r>
+      <w:r>
+        <w:br/>
+      </w:r>
+      <w:r>
+        <w:rPr>
+          <w:rStyle w:val="ExtensionTok"/>
+        </w:rPr>
+        <w:t xml:space="preserve">curl</w:t>
+      </w:r>
+      <w:r>
+        <w:rPr>
+          <w:rStyle w:val="NormalTok"/>
+        </w:rPr>
+        <w:t xml:space="preserve"> http://localhost:8081/actuator/health/readiness   </w:t>
+      </w:r>
+      <w:r>
+        <w:rPr>
+          <w:rStyle w:val="CommentTok"/>
+        </w:rPr>
+        <w:t xml:space="preserve"># phải {"status":"UP"} sau khi dong bo lan dau</w:t>
+      </w:r>
+      <w:r>
+        <w:br/>
+      </w:r>
+      <w:r>
+        <w:rPr>
+          <w:rStyle w:val="CommentTok"/>
+        </w:rPr>
+        <w:t xml:space="preserve"># (host port 8081 mac dinh cua docker-compose.data-plane.yml khi chay TREN CUNG</w:t>
+      </w:r>
+      <w:r>
+        <w:br/>
+      </w:r>
+      <w:r>
+        <w:rPr>
+          <w:rStyle w:val="CommentTok"/>
+        </w:rPr>
+        <w:t xml:space="preserve"># may voi Control Plane dev - doi HOST_PORT trong .env neu muon dung 8080)</w:t>
+      </w:r>
+    </w:p>
+    <w:bookmarkEnd w:id="18"/>
+    <w:bookmarkEnd w:id="19"/>
+    <w:bookmarkStart w:id="20" w:name="X5934465c5efa33331e6888f734a2c519d9e9614"/>
+    <w:p>
+      <w:pPr>
+        <w:pStyle w:val="Heading2"/>
+      </w:pPr>
+      <w:r>
+        <w:t xml:space="preserve">5. Khai báo nghiệp vụ đầu tiên (trên UI Control Plane)</w:t>
+      </w:r>
+    </w:p>
+    <w:p>
+      <w:pPr>
+        <w:pStyle w:val="Compact"/>
+        <w:numPr>
+          <w:ilvl w:val="0"/>
+          <w:numId w:val="1004"/>
+        </w:numPr>
+      </w:pPr>
+      <w:r>
+        <w:t xml:space="preserve">Vào</w:t>
       </w:r>
       <w:r>
         <w:t xml:space="preserve"> </w:t>
@@ -1612,19 +2577,115 @@
           <w:b/>
           <w:bCs/>
         </w:rPr>
-        <w:t xml:space="preserve">lặp lại đúng quy trình mục 2</w:t>
-      </w:r>
-      <w:r>
-        <w:t xml:space="preserve"> </w:t>
-      </w:r>
-      <w:r>
-        <w:t xml:space="preserve">(gửi cho DBA, DBA tự chạy</w:t>
-      </w:r>
-      <w:r>
-        <w:t xml:space="preserve"> </w:t>
-      </w:r>
-      <w:r>
-        <w:t xml:space="preserve">trên schema đã có), rồi mới</w:t>
+        <w:t xml:space="preserve">Upstream Services</w:t>
+      </w:r>
+      <w:r>
+        <w:t xml:space="preserve"> </w:t>
+      </w:r>
+      <w:r>
+        <w:t xml:space="preserve">→ đăng ký các backend thật đội cần gọi (host,</w:t>
+      </w:r>
+      <w:r>
+        <w:t xml:space="preserve"> </w:t>
+      </w:r>
+      <w:r>
+        <w:t xml:space="preserve">timeout, circuit breaker…) — mỗi đội chỉ thấy Upstream của chính mình.</w:t>
+      </w:r>
+    </w:p>
+    <w:p>
+      <w:pPr>
+        <w:pStyle w:val="Compact"/>
+        <w:numPr>
+          <w:ilvl w:val="0"/>
+          <w:numId w:val="1004"/>
+        </w:numPr>
+      </w:pPr>
+      <w:r>
+        <w:t xml:space="preserve">Vào</w:t>
+      </w:r>
+      <w:r>
+        <w:t xml:space="preserve"> </w:t>
+      </w:r>
+      <w:r>
+        <w:rPr>
+          <w:b/>
+          <w:bCs/>
+        </w:rPr>
+        <w:t xml:space="preserve">Endpoints</w:t>
+      </w:r>
+      <w:r>
+        <w:t xml:space="preserve"> </w:t>
+      </w:r>
+      <w:r>
+        <w:t xml:space="preserve">(hoặc trang</w:t>
+      </w:r>
+      <w:r>
+        <w:t xml:space="preserve"> </w:t>
+      </w:r>
+      <w:r>
+        <w:rPr>
+          <w:b/>
+          <w:bCs/>
+        </w:rPr>
+        <w:t xml:space="preserve">Canvas</w:t>
+      </w:r>
+      <w:r>
+        <w:t xml:space="preserve"> </w:t>
+      </w:r>
+      <w:r>
+        <w:t xml:space="preserve">kéo-thả) → khai báo endpoint</w:t>
+      </w:r>
+      <w:r>
+        <w:t xml:space="preserve"> </w:t>
+      </w:r>
+      <w:r>
+        <w:t xml:space="preserve">composite đầu tiên.</w:t>
+      </w:r>
+    </w:p>
+    <w:p>
+      <w:pPr>
+        <w:pStyle w:val="Compact"/>
+        <w:numPr>
+          <w:ilvl w:val="0"/>
+          <w:numId w:val="1004"/>
+        </w:numPr>
+      </w:pPr>
+      <w:r>
+        <w:t xml:space="preserve">Dùng nút</w:t>
+      </w:r>
+      <w:r>
+        <w:t xml:space="preserve"> </w:t>
+      </w:r>
+      <w:r>
+        <w:rPr>
+          <w:b/>
+          <w:bCs/>
+        </w:rPr>
+        <w:t xml:space="preserve">“Thử nhanh”</w:t>
+      </w:r>
+      <w:r>
+        <w:t xml:space="preserve"> </w:t>
+      </w:r>
+      <w:r>
+        <w:t xml:space="preserve">để xem trước request/response từng step ngay khi</w:t>
+      </w:r>
+      <w:r>
+        <w:t xml:space="preserve"> </w:t>
+      </w:r>
+      <w:r>
+        <w:t xml:space="preserve">đang cấu hình, chưa cần lưu.</w:t>
+      </w:r>
+    </w:p>
+    <w:p>
+      <w:pPr>
+        <w:pStyle w:val="Compact"/>
+        <w:numPr>
+          <w:ilvl w:val="0"/>
+          <w:numId w:val="1004"/>
+        </w:numPr>
+      </w:pPr>
+      <w:r>
+        <w:t xml:space="preserve">Trong vòng tối đa</w:t>
       </w:r>
       <w:r>
         <w:t xml:space="preserve"> </w:t>
@@ -1633,16 +2694,77 @@
         <w:rPr>
           <w:rStyle w:val="VerbatimChar"/>
         </w:rPr>
-        <w:t xml:space="preserve">docker compose up -d --build</w:t>
-      </w:r>
-      <w:r>
-        <w:t xml:space="preserve">. KHÔNG tự khởi động</w:t>
-      </w:r>
-      <w:r>
-        <w:t xml:space="preserve"> </w:t>
-      </w:r>
-      <w:r>
-        <w:t xml:space="preserve">lại ứng dụng trước khi DBA đã áp dụng DDL mới —</w:t>
+        <w:t xml:space="preserve">CONTROL_PLANE_SYNC_INTERVAL_SECONDS</w:t>
+      </w:r>
+      <w:r>
+        <w:t xml:space="preserve"> </w:t>
+      </w:r>
+      <w:r>
+        <w:t xml:space="preserve">(mặc định 15s),</w:t>
+      </w:r>
+      <w:r>
+        <w:t xml:space="preserve"> </w:t>
+      </w:r>
+      <w:r>
+        <w:t xml:space="preserve">endpoint mới sẽ có hiệu lực trên Data Plane của chính đội đó —</w:t>
+      </w:r>
+      <w:r>
+        <w:t xml:space="preserve"> </w:t>
+      </w:r>
+      <w:r>
+        <w:rPr>
+          <w:b/>
+          <w:bCs/>
+        </w:rPr>
+        <w:t xml:space="preserve">không cần</w:t>
+      </w:r>
+      <w:r>
+        <w:rPr>
+          <w:b/>
+          <w:bCs/>
+        </w:rPr>
+        <w:t xml:space="preserve"> </w:t>
+      </w:r>
+      <w:r>
+        <w:rPr>
+          <w:b/>
+          <w:bCs/>
+        </w:rPr>
+        <w:t xml:space="preserve">khởi động lại</w:t>
+      </w:r>
+      <w:r>
+        <w:t xml:space="preserve"> </w:t>
+      </w:r>
+      <w:r>
+        <w:t xml:space="preserve">Data Plane.</w:t>
+      </w:r>
+    </w:p>
+    <w:bookmarkEnd w:id="20"/>
+    <w:bookmarkStart w:id="21" w:name="nâng-cấp-lên-version-mới"/>
+    <w:p>
+      <w:pPr>
+        <w:pStyle w:val="Heading2"/>
+      </w:pPr>
+      <w:r>
+        <w:t xml:space="preserve">6. Nâng cấp lên version mới</w:t>
+      </w:r>
+    </w:p>
+    <w:p>
+      <w:pPr>
+        <w:pStyle w:val="FirstParagraph"/>
+      </w:pPr>
+      <w:r>
+        <w:rPr>
+          <w:b/>
+          <w:bCs/>
+        </w:rPr>
+        <w:t xml:space="preserve">Control Plane</w:t>
+      </w:r>
+      <w:r>
+        <w:t xml:space="preserve"> </w:t>
+      </w:r>
+      <w:r>
+        <w:t xml:space="preserve">(Kubernetes): đổi tag</w:t>
       </w:r>
       <w:r>
         <w:t xml:space="preserve"> </w:t>
@@ -1651,23 +2773,197 @@
         <w:rPr>
           <w:rStyle w:val="VerbatimChar"/>
         </w:rPr>
-        <w:t xml:space="preserve">ddl-auto=validate</w:t>
-      </w:r>
-      <w:r>
-        <w:t xml:space="preserve"> </w:t>
-      </w:r>
-      <w:r>
-        <w:t xml:space="preserve">sẽ chặn</w:t>
-      </w:r>
-      <w:r>
-        <w:t xml:space="preserve"> </w:t>
-      </w:r>
-      <w:r>
-        <w:t xml:space="preserve">khởi động và báo lỗi rõ ràng nếu chạy nhầm thứ tự.</w:t>
+        <w:t xml:space="preserve">image:</w:t>
+      </w:r>
+      <w:r>
+        <w:t xml:space="preserve"> </w:t>
+      </w:r>
+      <w:r>
+        <w:t xml:space="preserve">trong</w:t>
+      </w:r>
+      <w:r>
+        <w:t xml:space="preserve"> </w:t>
+      </w:r>
+      <w:r>
+        <w:rPr>
+          <w:rStyle w:val="VerbatimChar"/>
+        </w:rPr>
+        <w:t xml:space="preserve">k8s/control-plane/ 40-backend.yaml</w:t>
+      </w:r>
+      <w:r>
+        <w:t xml:space="preserve">/</w:t>
+      </w:r>
+      <w:r>
+        <w:rPr>
+          <w:rStyle w:val="VerbatimChar"/>
+        </w:rPr>
+        <w:t xml:space="preserve">50-frontend.yaml</w:t>
+      </w:r>
+      <w:r>
+        <w:t xml:space="preserve"> </w:t>
+      </w:r>
+      <w:r>
+        <w:t xml:space="preserve">rồi</w:t>
+      </w:r>
+      <w:r>
+        <w:t xml:space="preserve"> </w:t>
+      </w:r>
+      <w:r>
+        <w:rPr>
+          <w:rStyle w:val="VerbatimChar"/>
+        </w:rPr>
+        <w:t xml:space="preserve">kubectl apply</w:t>
+      </w:r>
+      <w:r>
+        <w:t xml:space="preserve"> </w:t>
+      </w:r>
+      <w:r>
+        <w:t xml:space="preserve">lại.</w:t>
       </w:r>
     </w:p>
-    <w:bookmarkEnd w:id="15"/>
-    <w:bookmarkStart w:id="16" w:name="sự-cố-thường-gặp"/>
+    <w:p>
+      <w:pPr>
+        <w:pStyle w:val="BodyText"/>
+      </w:pPr>
+      <w:r>
+        <w:rPr>
+          <w:b/>
+          <w:bCs/>
+        </w:rPr>
+        <w:t xml:space="preserve">Data Plane</w:t>
+      </w:r>
+      <w:r>
+        <w:t xml:space="preserve"> </w:t>
+      </w:r>
+      <w:r>
+        <w:t xml:space="preserve">(mỗi đội, Kubernetes): đổi tag</w:t>
+      </w:r>
+      <w:r>
+        <w:t xml:space="preserve"> </w:t>
+      </w:r>
+      <w:r>
+        <w:rPr>
+          <w:rStyle w:val="VerbatimChar"/>
+        </w:rPr>
+        <w:t xml:space="preserve">image:</w:t>
+      </w:r>
+      <w:r>
+        <w:t xml:space="preserve"> </w:t>
+      </w:r>
+      <w:r>
+        <w:t xml:space="preserve">trong</w:t>
+      </w:r>
+      <w:r>
+        <w:t xml:space="preserve"> </w:t>
+      </w:r>
+      <w:r>
+        <w:rPr>
+          <w:rStyle w:val="VerbatimChar"/>
+        </w:rPr>
+        <w:t xml:space="preserve">k8s/data-plane/40-backend.yaml</w:t>
+      </w:r>
+      <w:r>
+        <w:t xml:space="preserve"> </w:t>
+      </w:r>
+      <w:r>
+        <w:t xml:space="preserve">rồi</w:t>
+      </w:r>
+      <w:r>
+        <w:t xml:space="preserve"> </w:t>
+      </w:r>
+      <w:r>
+        <w:rPr>
+          <w:rStyle w:val="VerbatimChar"/>
+        </w:rPr>
+        <w:t xml:space="preserve">kubectl apply</w:t>
+      </w:r>
+      <w:r>
+        <w:t xml:space="preserve"> </w:t>
+      </w:r>
+      <w:r>
+        <w:t xml:space="preserve">lại —</w:t>
+      </w:r>
+      <w:r>
+        <w:t xml:space="preserve"> </w:t>
+      </w:r>
+      <w:r>
+        <w:rPr>
+          <w:b/>
+          <w:bCs/>
+        </w:rPr>
+        <w:t xml:space="preserve">không phụ thuộc</w:t>
+      </w:r>
+      <w:r>
+        <w:rPr>
+          <w:b/>
+          <w:bCs/>
+        </w:rPr>
+        <w:t xml:space="preserve"> </w:t>
+      </w:r>
+      <w:r>
+        <w:rPr>
+          <w:b/>
+          <w:bCs/>
+        </w:rPr>
+        <w:t xml:space="preserve">lịch nâng cấp của các đội khác</w:t>
+      </w:r>
+      <w:r>
+        <w:t xml:space="preserve">.</w:t>
+      </w:r>
+    </w:p>
+    <w:p>
+      <w:pPr>
+        <w:pStyle w:val="BodyText"/>
+      </w:pPr>
+      <w:r>
+        <w:t xml:space="preserve">Nếu bản mới thay đổi cấu trúc dữ liệu, đội phát triển nền tảng ban hành kèm 1</w:t>
+      </w:r>
+      <w:r>
+        <w:t xml:space="preserve"> </w:t>
+      </w:r>
+      <w:r>
+        <w:t xml:space="preserve">file DDL tăng dần mới (</w:t>
+      </w:r>
+      <w:r>
+        <w:rPr>
+          <w:rStyle w:val="VerbatimChar"/>
+        </w:rPr>
+        <w:t xml:space="preserve">V3__...sql</w:t>
+      </w:r>
+      <w:r>
+        <w:t xml:space="preserve">…) — DBA trung tâm chạy</w:t>
+      </w:r>
+      <w:r>
+        <w:t xml:space="preserve"> </w:t>
+      </w:r>
+      <w:r>
+        <w:rPr>
+          <w:b/>
+          <w:bCs/>
+        </w:rPr>
+        <w:t xml:space="preserve">trước</w:t>
+      </w:r>
+      <w:r>
+        <w:t xml:space="preserve"> </w:t>
+      </w:r>
+      <w:r>
+        <w:t xml:space="preserve">khi</w:t>
+      </w:r>
+      <w:r>
+        <w:t xml:space="preserve"> </w:t>
+      </w:r>
+      <w:r>
+        <w:t xml:space="preserve">nâng cấp Control Plane (lặp lại quy trình mục 2). Data Plane không bị ảnh</w:t>
+      </w:r>
+      <w:r>
+        <w:t xml:space="preserve"> </w:t>
+      </w:r>
+      <w:r>
+        <w:t xml:space="preserve">hưởng bởi thay đổi schema (không kết nối Oracle).</w:t>
+      </w:r>
+    </w:p>
+    <w:bookmarkEnd w:id="21"/>
+    <w:bookmarkStart w:id="22" w:name="sự-cố-thường-gặp"/>
     <w:p>
       <w:pPr>
         <w:pStyle w:val="Heading2"/>
@@ -1722,7 +3018,7 @@
               <w:pStyle w:val="Compact"/>
             </w:pPr>
             <w:r>
-              <w:t xml:space="preserve">Backend không lên, log</w:t>
+              <w:t xml:space="preserve">Control Plane không lên, log</w:t>
             </w:r>
             <w:r>
               <w:t xml:space="preserve"> </w:t>
@@ -1733,30 +3029,6 @@
               </w:rPr>
               <w:t xml:space="preserve">SchemaManagementException</w:t>
             </w:r>
-            <w:r>
-              <w:t xml:space="preserve"> </w:t>
-            </w:r>
-            <w:r>
-              <w:t xml:space="preserve">(</w:t>
-            </w:r>
-            <w:r>
-              <w:rPr>
-                <w:rStyle w:val="VerbatimChar"/>
-              </w:rPr>
-              <w:t xml:space="preserve">Schema validation: missing table</w:t>
-            </w:r>
-            <w:r>
-              <w:t xml:space="preserve">/</w:t>
-            </w:r>
-            <w:r>
-              <w:rPr>
-                <w:rStyle w:val="VerbatimChar"/>
-              </w:rPr>
-              <w:t xml:space="preserve">wrong column type</w:t>
-            </w:r>
-            <w:r>
-              <w:t xml:space="preserve">)</w:t>
-            </w:r>
           </w:p>
         </w:tc>
         <w:tc>
@@ -1778,76 +3050,16 @@
               <w:t xml:space="preserve">V1__baseline.sql</w:t>
             </w:r>
             <w:r>
-              <w:t xml:space="preserve"> </w:t>
-            </w:r>
-            <w:r>
-              <w:t xml:space="preserve">(hoặc bản DDL nâng cấp mới nhất), hoặc user RUNTIME trỏ nhầm schema chưa có bảng — quay lại mục 2</w:t>
-            </w:r>
-          </w:p>
-        </w:tc>
-      </w:tr>
-      <w:tr>
-        <w:tc>
-          <w:tcPr/>
-          <w:p>
-            <w:pPr>
-              <w:pStyle w:val="Compact"/>
-            </w:pPr>
-            <w:r>
-              <w:t xml:space="preserve">DBA báo lỗi thiếu quyền khi chạy</w:t>
-            </w:r>
-            <w:r>
-              <w:t xml:space="preserve"> </w:t>
+              <w:t xml:space="preserve">/</w:t>
             </w:r>
             <w:r>
               <w:rPr>
                 <w:rStyle w:val="VerbatimChar"/>
               </w:rPr>
-              <w:t xml:space="preserve">V1__baseline.sql</w:t>
-            </w:r>
-          </w:p>
-        </w:tc>
-        <w:tc>
-          <w:tcPr/>
-          <w:p>
-            <w:pPr>
-              <w:pStyle w:val="Compact"/>
-            </w:pPr>
-            <w:r>
-              <w:t xml:space="preserve">User DBA dùng để chạy DDL cần quyền</w:t>
-            </w:r>
-            <w:r>
-              <w:t xml:space="preserve"> </w:t>
-            </w:r>
-            <w:r>
-              <w:rPr>
-                <w:rStyle w:val="VerbatimChar"/>
-              </w:rPr>
-              <w:t xml:space="preserve">CREATE TABLE</w:t>
-            </w:r>
-            <w:r>
-              <w:t xml:space="preserve">/</w:t>
-            </w:r>
-            <w:r>
-              <w:rPr>
-                <w:rStyle w:val="VerbatimChar"/>
-              </w:rPr>
-              <w:t xml:space="preserve">CREATE INDEX</w:t>
-            </w:r>
-            <w:r>
-              <w:t xml:space="preserve"> </w:t>
-            </w:r>
-            <w:r>
-              <w:t xml:space="preserve">trên schema đích - khác với user RUNTIME (chỉ cần DML) điền trong</w:t>
-            </w:r>
-            <w:r>
-              <w:t xml:space="preserve"> </w:t>
-            </w:r>
-            <w:r>
-              <w:rPr>
-                <w:rStyle w:val="VerbatimChar"/>
-              </w:rPr>
-              <w:t xml:space="preserve">.env</w:t>
+              <w:t xml:space="preserve">V2__team_code.sql</w:t>
+            </w:r>
+            <w:r>
+              <w:t xml:space="preserve">, hoặc user RUNTIME trỏ nhầm schema — quay lại mục 2</w:t>
             </w:r>
           </w:p>
         </w:tc>
@@ -1878,36 +3090,34 @@
               <w:rPr>
                 <w:rStyle w:val="VerbatimChar"/>
               </w:rPr>
-              <w:t xml:space="preserve">/api/**</w:t>
-            </w:r>
-          </w:p>
-        </w:tc>
-        <w:tc>
-          <w:tcPr/>
-          <w:p>
-            <w:pPr>
-              <w:pStyle w:val="Compact"/>
-            </w:pPr>
-            <w:r>
-              <w:t xml:space="preserve">Thiếu/sai header</w:t>
+              <w:t xml:space="preserve">/api/teams/**</w:t>
+            </w:r>
+          </w:p>
+        </w:tc>
+        <w:tc>
+          <w:tcPr/>
+          <w:p>
+            <w:pPr>
+              <w:pStyle w:val="Compact"/>
+            </w:pPr>
+            <w:r>
+              <w:t xml:space="preserve">Phải dùng</w:t>
             </w:r>
             <w:r>
               <w:t xml:space="preserve"> </w:t>
             </w:r>
             <w:r>
               <w:rPr>
-                <w:rStyle w:val="VerbatimChar"/>
+                <w:b/>
+                <w:bCs/>
               </w:rPr>
-              <w:t xml:space="preserve">X-Gateway-Admin-Key</w:t>
-            </w:r>
-            <w:r>
-              <w:t xml:space="preserve"> </w:t>
-            </w:r>
-            <w:r>
-              <w:t xml:space="preserve">- phải khớp đúng</w:t>
-            </w:r>
-            <w:r>
-              <w:t xml:space="preserve"> </w:t>
+              <w:t xml:space="preserve">platform-admin key</w:t>
+            </w:r>
+            <w:r>
+              <w:t xml:space="preserve"> </w:t>
+            </w:r>
+            <w:r>
+              <w:t xml:space="preserve">(</w:t>
             </w:r>
             <w:r>
               <w:rPr>
@@ -1916,19 +3126,92 @@
               <w:t xml:space="preserve">GATEWAY_ADMIN_API_KEY</w:t>
             </w:r>
             <w:r>
-              <w:t xml:space="preserve"> </w:t>
-            </w:r>
-            <w:r>
-              <w:t xml:space="preserve">đã đặt trong</w:t>
-            </w:r>
-            <w:r>
-              <w:t xml:space="preserve"> </w:t>
-            </w:r>
+              <w:t xml:space="preserve">), không phải api_key của 1 đội</w:t>
+            </w:r>
+          </w:p>
+        </w:tc>
+      </w:tr>
+      <w:tr>
+        <w:tc>
+          <w:tcPr/>
+          <w:p>
+            <w:pPr>
+              <w:pStyle w:val="Compact"/>
+            </w:pPr>
             <w:r>
               <w:rPr>
                 <w:rStyle w:val="VerbatimChar"/>
               </w:rPr>
-              <w:t xml:space="preserve">.env</w:t>
+              <w:t xml:space="preserve">401 Unauthorized</w:t>
+            </w:r>
+            <w:r>
+              <w:t xml:space="preserve"> </w:t>
+            </w:r>
+            <w:r>
+              <w:t xml:space="preserve">khi gọi</w:t>
+            </w:r>
+            <w:r>
+              <w:t xml:space="preserve"> </w:t>
+            </w:r>
+            <w:r>
+              <w:rPr>
+                <w:rStyle w:val="VerbatimChar"/>
+              </w:rPr>
+              <w:t xml:space="preserve">/api/endpoints</w:t>
+            </w:r>
+            <w:r>
+              <w:t xml:space="preserve">,</w:t>
+            </w:r>
+            <w:r>
+              <w:t xml:space="preserve"> </w:t>
+            </w:r>
+            <w:r>
+              <w:rPr>
+                <w:rStyle w:val="VerbatimChar"/>
+              </w:rPr>
+              <w:t xml:space="preserve">/api/upstreams</w:t>
+            </w:r>
+            <w:r>
+              <w:t xml:space="preserve">…</w:t>
+            </w:r>
+          </w:p>
+        </w:tc>
+        <w:tc>
+          <w:tcPr/>
+          <w:p>
+            <w:pPr>
+              <w:pStyle w:val="Compact"/>
+            </w:pPr>
+            <w:r>
+              <w:t xml:space="preserve">Phải dùng api_key</w:t>
+            </w:r>
+            <w:r>
+              <w:t xml:space="preserve"> </w:t>
+            </w:r>
+            <w:r>
+              <w:rPr>
+                <w:b/>
+                <w:bCs/>
+              </w:rPr>
+              <w:t xml:space="preserve">của đúng đội</w:t>
+            </w:r>
+            <w:r>
+              <w:t xml:space="preserve"> </w:t>
+            </w:r>
+            <w:r>
+              <w:t xml:space="preserve">(bảng</w:t>
+            </w:r>
+            <w:r>
+              <w:t xml:space="preserve"> </w:t>
+            </w:r>
+            <w:r>
+              <w:rPr>
+                <w:rStyle w:val="VerbatimChar"/>
+              </w:rPr>
+              <w:t xml:space="preserve">gwm_team</w:t>
+            </w:r>
+            <w:r>
+              <w:t xml:space="preserve">) — platform-admin key KHÔNG dùng được cho các API này</w:t>
             </w:r>
           </w:p>
         </w:tc>
@@ -1941,6 +3224,192 @@
               <w:pStyle w:val="Compact"/>
             </w:pPr>
             <w:r>
+              <w:t xml:space="preserve">Data Plane khởi động nhưng</w:t>
+            </w:r>
+            <w:r>
+              <w:t xml:space="preserve"> </w:t>
+            </w:r>
+            <w:r>
+              <w:rPr>
+                <w:rStyle w:val="VerbatimChar"/>
+              </w:rPr>
+              <w:t xml:space="preserve">/actuator/health/readiness</w:t>
+            </w:r>
+            <w:r>
+              <w:t xml:space="preserve"> </w:t>
+            </w:r>
+            <w:r>
+              <w:t xml:space="preserve">mãi</w:t>
+            </w:r>
+            <w:r>
+              <w:t xml:space="preserve"> </w:t>
+            </w:r>
+            <w:r>
+              <w:rPr>
+                <w:rStyle w:val="VerbatimChar"/>
+              </w:rPr>
+              <w:t xml:space="preserve">DOWN</w:t>
+            </w:r>
+          </w:p>
+        </w:tc>
+        <w:tc>
+          <w:tcPr/>
+          <w:p>
+            <w:pPr>
+              <w:pStyle w:val="Compact"/>
+            </w:pPr>
+            <w:r>
+              <w:t xml:space="preserve">Chưa đồng bộ thành công lần nào — kiểm tra log</w:t>
+            </w:r>
+            <w:r>
+              <w:t xml:space="preserve"> </w:t>
+            </w:r>
+            <w:r>
+              <w:rPr>
+                <w:rStyle w:val="VerbatimChar"/>
+              </w:rPr>
+              <w:t xml:space="preserve">RemoteConfigSyncService</w:t>
+            </w:r>
+            <w:r>
+              <w:t xml:space="preserve">, xác nhận</w:t>
+            </w:r>
+            <w:r>
+              <w:t xml:space="preserve"> </w:t>
+            </w:r>
+            <w:r>
+              <w:rPr>
+                <w:rStyle w:val="VerbatimChar"/>
+              </w:rPr>
+              <w:t xml:space="preserve">CONTROL_PLANE_BASE_URL</w:t>
+            </w:r>
+            <w:r>
+              <w:t xml:space="preserve"> </w:t>
+            </w:r>
+            <w:r>
+              <w:t xml:space="preserve">mạng tới được và</w:t>
+            </w:r>
+            <w:r>
+              <w:t xml:space="preserve"> </w:t>
+            </w:r>
+            <w:r>
+              <w:rPr>
+                <w:rStyle w:val="VerbatimChar"/>
+              </w:rPr>
+              <w:t xml:space="preserve">CONTROL_PLANE_SYNC_API_KEY</w:t>
+            </w:r>
+            <w:r>
+              <w:t xml:space="preserve"> </w:t>
+            </w:r>
+            <w:r>
+              <w:t xml:space="preserve">đúng</w:t>
+            </w:r>
+          </w:p>
+        </w:tc>
+      </w:tr>
+      <w:tr>
+        <w:tc>
+          <w:tcPr/>
+          <w:p>
+            <w:pPr>
+              <w:pStyle w:val="Compact"/>
+            </w:pPr>
+            <w:r>
+              <w:t xml:space="preserve">Data Plane đồng bộ báo lỗi 401</w:t>
+            </w:r>
+          </w:p>
+        </w:tc>
+        <w:tc>
+          <w:tcPr/>
+          <w:p>
+            <w:pPr>
+              <w:pStyle w:val="Compact"/>
+            </w:pPr>
+            <w:r>
+              <w:rPr>
+                <w:rStyle w:val="VerbatimChar"/>
+              </w:rPr>
+              <w:t xml:space="preserve">CONTROL_PLANE_SYNC_API_KEY</w:t>
+            </w:r>
+            <w:r>
+              <w:t xml:space="preserve"> </w:t>
+            </w:r>
+            <w:r>
+              <w:t xml:space="preserve">sai hoặc đội đã bị xoá khỏi</w:t>
+            </w:r>
+            <w:r>
+              <w:t xml:space="preserve"> </w:t>
+            </w:r>
+            <w:r>
+              <w:rPr>
+                <w:rStyle w:val="VerbatimChar"/>
+              </w:rPr>
+              <w:t xml:space="preserve">gwm_team</w:t>
+            </w:r>
+            <w:r>
+              <w:t xml:space="preserve"> </w:t>
+            </w:r>
+            <w:r>
+              <w:t xml:space="preserve">(xem</w:t>
+            </w:r>
+            <w:r>
+              <w:t xml:space="preserve"> </w:t>
+            </w:r>
+            <w:r>
+              <w:t xml:space="preserve">“Quản lý đội”</w:t>
+            </w:r>
+            <w:r>
+              <w:t xml:space="preserve">)</w:t>
+            </w:r>
+          </w:p>
+        </w:tc>
+      </w:tr>
+      <w:tr>
+        <w:tc>
+          <w:tcPr/>
+          <w:p>
+            <w:pPr>
+              <w:pStyle w:val="Compact"/>
+            </w:pPr>
+            <w:r>
+              <w:t xml:space="preserve">Endpoint mới tạo trên Control Plane chưa thấy hiệu lực ở Data Plane</w:t>
+            </w:r>
+          </w:p>
+        </w:tc>
+        <w:tc>
+          <w:tcPr/>
+          <w:p>
+            <w:pPr>
+              <w:pStyle w:val="Compact"/>
+            </w:pPr>
+            <w:r>
+              <w:t xml:space="preserve">Đợi tối đa 1 chu kỳ</w:t>
+            </w:r>
+            <w:r>
+              <w:t xml:space="preserve"> </w:t>
+            </w:r>
+            <w:r>
+              <w:rPr>
+                <w:rStyle w:val="VerbatimChar"/>
+              </w:rPr>
+              <w:t xml:space="preserve">CONTROL_PLANE_SYNC_INTERVAL_SECONDS</w:t>
+            </w:r>
+            <w:r>
+              <w:t xml:space="preserve"> </w:t>
+            </w:r>
+            <w:r>
+              <w:t xml:space="preserve">(mặc định 15s) — nếu lâu hơn, kiểm tra log đồng bộ có lỗi liên tục không</w:t>
+            </w:r>
+          </w:p>
+        </w:tc>
+      </w:tr>
+      <w:tr>
+        <w:tc>
+          <w:tcPr/>
+          <w:p>
+            <w:pPr>
+              <w:pStyle w:val="Compact"/>
+            </w:pPr>
+            <w:r>
               <w:t xml:space="preserve">Trang</w:t>
             </w:r>
             <w:r>
@@ -1953,18 +3422,27 @@
               <w:t xml:space="preserve"> </w:t>
             </w:r>
             <w:r>
-              <w:t xml:space="preserve">trống/lỗi</w:t>
-            </w:r>
-          </w:p>
-        </w:tc>
-        <w:tc>
-          <w:tcPr/>
-          <w:p>
-            <w:pPr>
-              <w:pStyle w:val="Compact"/>
-            </w:pPr>
-            <w:r>
-              <w:t xml:space="preserve">Elasticsearch chưa cấu hình/không kết nối được - không ảnh hưởng chức năng chính, chỉ tính năng xem log bị tắt</w:t>
+              <w:t xml:space="preserve">trống/lỗi trên UI Control Plane</w:t>
+            </w:r>
+          </w:p>
+        </w:tc>
+        <w:tc>
+          <w:tcPr/>
+          <w:p>
+            <w:pPr>
+              <w:pStyle w:val="Compact"/>
+            </w:pPr>
+            <w:r>
+              <w:t xml:space="preserve">Elasticsearch của Control Plane không cấu hình/không kết nối được, HOẶC Control Plane và Data Plane trỏ 2 cụm ES khác nhau (mặc định — chỉ đọc được log do chính CP ghi qua</w:t>
+            </w:r>
+            <w:r>
+              <w:t xml:space="preserve"> </w:t>
+            </w:r>
+            <w:r>
+              <w:t xml:space="preserve">“Thử ngay”</w:t>
+            </w:r>
+            <w:r>
+              <w:t xml:space="preserve">, không tự động thấy log traffic thật của các đội trừ khi cả 2 bên chủ động trỏ chung 1 cụm ES)</w:t>
             </w:r>
           </w:p>
         </w:tc>
@@ -2024,14 +3502,194 @@
               <w:t xml:space="preserve"> </w:t>
             </w:r>
             <w:r>
-              <w:t xml:space="preserve">của Upstream Service tương ứng - có thể cần tăng nếu backend thật của đội chậm/tải cao</w:t>
+              <w:t xml:space="preserve">của Upstream Service tương ứng</w:t>
+            </w:r>
+          </w:p>
+        </w:tc>
+      </w:tr>
+      <w:tr>
+        <w:tc>
+          <w:tcPr/>
+          <w:p>
+            <w:pPr>
+              <w:pStyle w:val="Compact"/>
+            </w:pPr>
+            <w:r>
+              <w:t xml:space="preserve">(k8s) Pod</w:t>
+            </w:r>
+            <w:r>
+              <w:t xml:space="preserve"> </w:t>
+            </w:r>
+            <w:r>
+              <w:rPr>
+                <w:rStyle w:val="VerbatimChar"/>
+              </w:rPr>
+              <w:t xml:space="preserve">gwm-backend</w:t>
+            </w:r>
+            <w:r>
+              <w:t xml:space="preserve"> </w:t>
+            </w:r>
+            <w:r>
+              <w:t xml:space="preserve">(Data Plane) mãi</w:t>
+            </w:r>
+            <w:r>
+              <w:t xml:space="preserve"> </w:t>
+            </w:r>
+            <w:r>
+              <w:rPr>
+                <w:rStyle w:val="VerbatimChar"/>
+              </w:rPr>
+              <w:t xml:space="preserve">0/1 Ready</w:t>
+            </w:r>
+          </w:p>
+        </w:tc>
+        <w:tc>
+          <w:tcPr/>
+          <w:p>
+            <w:pPr>
+              <w:pStyle w:val="Compact"/>
+            </w:pPr>
+            <w:r>
+              <w:t xml:space="preserve">Xem</w:t>
+            </w:r>
+            <w:r>
+              <w:t xml:space="preserve"> </w:t>
+            </w:r>
+            <w:r>
+              <w:rPr>
+                <w:rStyle w:val="VerbatimChar"/>
+              </w:rPr>
+              <w:t xml:space="preserve">kubectl logs</w:t>
+            </w:r>
+            <w:r>
+              <w:t xml:space="preserve"> </w:t>
+            </w:r>
+            <w:r>
+              <w:t xml:space="preserve">— thường là chưa đồng bộ được (readiness dùng</w:t>
+            </w:r>
+            <w:r>
+              <w:t xml:space="preserve"> </w:t>
+            </w:r>
+            <w:r>
+              <w:rPr>
+                <w:rStyle w:val="VerbatimChar"/>
+              </w:rPr>
+              <w:t xml:space="preserve">/actuator/health/readiness</w:t>
+            </w:r>
+            <w:r>
+              <w:t xml:space="preserve">, gồm cả điều kiện đã sync ít nhất 1 lần)</w:t>
+            </w:r>
+          </w:p>
+        </w:tc>
+      </w:tr>
+      <w:tr>
+        <w:tc>
+          <w:tcPr/>
+          <w:p>
+            <w:pPr>
+              <w:pStyle w:val="Compact"/>
+            </w:pPr>
+            <w:r>
+              <w:t xml:space="preserve">(k8s) UI trả</w:t>
+            </w:r>
+            <w:r>
+              <w:t xml:space="preserve"> </w:t>
+            </w:r>
+            <w:r>
+              <w:rPr>
+                <w:rStyle w:val="VerbatimChar"/>
+              </w:rPr>
+              <w:t xml:space="preserve">502/504</w:t>
+            </w:r>
+            <w:r>
+              <w:t xml:space="preserve"> </w:t>
+            </w:r>
+            <w:r>
+              <w:t xml:space="preserve">qua Ingress dù Pod đều Running</w:t>
+            </w:r>
+          </w:p>
+        </w:tc>
+        <w:tc>
+          <w:tcPr/>
+          <w:p>
+            <w:pPr>
+              <w:pStyle w:val="Compact"/>
+            </w:pPr>
+            <w:r>
+              <w:t xml:space="preserve">Kiểm tra</w:t>
+            </w:r>
+            <w:r>
+              <w:t xml:space="preserve"> </w:t>
+            </w:r>
+            <w:r>
+              <w:rPr>
+                <w:rStyle w:val="VerbatimChar"/>
+              </w:rPr>
+              <w:t xml:space="preserve">frontend</w:t>
+            </w:r>
+            <w:r>
+              <w:t xml:space="preserve"> </w:t>
+            </w:r>
+            <w:r>
+              <w:t xml:space="preserve">Pod log có báo lỗi resolve</w:t>
+            </w:r>
+            <w:r>
+              <w:t xml:space="preserve"> </w:t>
+            </w:r>
+            <w:r>
+              <w:rPr>
+                <w:rStyle w:val="VerbatimChar"/>
+              </w:rPr>
+              <w:t xml:space="preserve">gwm-backend</w:t>
+            </w:r>
+            <w:r>
+              <w:t xml:space="preserve"> </w:t>
+            </w:r>
+            <w:r>
+              <w:t xml:space="preserve">không (xem</w:t>
+            </w:r>
+            <w:r>
+              <w:t xml:space="preserve"> </w:t>
+            </w:r>
+            <w:r>
+              <w:rPr>
+                <w:rStyle w:val="VerbatimChar"/>
+              </w:rPr>
+              <w:t xml:space="preserve">frontend/nginx.conf.template</w:t>
+            </w:r>
+            <w:r>
+              <w:t xml:space="preserve">) —</w:t>
+            </w:r>
+            <w:r>
+              <w:t xml:space="preserve"> </w:t>
+            </w:r>
+            <w:r>
+              <w:rPr>
+                <w:rStyle w:val="VerbatimChar"/>
+              </w:rPr>
+              <w:t xml:space="preserve">gwm-backend</w:t>
+            </w:r>
+            <w:r>
+              <w:t xml:space="preserve"> </w:t>
+            </w:r>
+            <w:r>
+              <w:t xml:space="preserve">phải cùng namespace với</w:t>
+            </w:r>
+            <w:r>
+              <w:t xml:space="preserve"> </w:t>
+            </w:r>
+            <w:r>
+              <w:rPr>
+                <w:rStyle w:val="VerbatimChar"/>
+              </w:rPr>
+              <w:t xml:space="preserve">gwm-frontend</w:t>
             </w:r>
           </w:p>
         </w:tc>
       </w:tr>
     </w:tbl>
-    <w:bookmarkEnd w:id="16"/>
-    <w:bookmarkEnd w:id="17"/>
+    <w:bookmarkEnd w:id="22"/>
+    <w:bookmarkEnd w:id="23"/>
     <w:sectPr>
       <w:footnotePr>
         <w:numRestart w:val="eachSect"/>
@@ -2261,6 +3919,66 @@
     </w:lvlOverride>
   </w:num>
   <w:num w:numId="1002">
+    <w:abstractNumId w:val="99411"/>
+    <w:lvlOverride w:ilvl="0">
+      <w:startOverride w:val="1"/>
+    </w:lvlOverride>
+    <w:lvlOverride w:ilvl="1">
+      <w:startOverride w:val="1"/>
+    </w:lvlOverride>
+    <w:lvlOverride w:ilvl="2">
+      <w:startOverride w:val="1"/>
+    </w:lvlOverride>
+    <w:lvlOverride w:ilvl="3">
+      <w:startOverride w:val="1"/>
+    </w:lvlOverride>
+    <w:lvlOverride w:ilvl="4">
+      <w:startOverride w:val="1"/>
+    </w:lvlOverride>
+    <w:lvlOverride w:ilvl="5">
+      <w:startOverride w:val="1"/>
+    </w:lvlOverride>
+    <w:lvlOverride w:ilvl="6">
+      <w:startOverride w:val="1"/>
+    </w:lvlOverride>
+    <w:lvlOverride w:ilvl="7">
+      <w:startOverride w:val="1"/>
+    </w:lvlOverride>
+    <w:lvlOverride w:ilvl="8">
+      <w:startOverride w:val="1"/>
+    </w:lvlOverride>
+  </w:num>
+  <w:num w:numId="1003">
+    <w:abstractNumId w:val="99411"/>
+    <w:lvlOverride w:ilvl="0">
+      <w:startOverride w:val="1"/>
+    </w:lvlOverride>
+    <w:lvlOverride w:ilvl="1">
+      <w:startOverride w:val="1"/>
+    </w:lvlOverride>
+    <w:lvlOverride w:ilvl="2">
+      <w:startOverride w:val="1"/>
+    </w:lvlOverride>
+    <w:lvlOverride w:ilvl="3">
+      <w:startOverride w:val="1"/>
+    </w:lvlOverride>
+    <w:lvlOverride w:ilvl="4">
+      <w:startOverride w:val="1"/>
+    </w:lvlOverride>
+    <w:lvlOverride w:ilvl="5">
+      <w:startOverride w:val="1"/>
+    </w:lvlOverride>
+    <w:lvlOverride w:ilvl="6">
+      <w:startOverride w:val="1"/>
+    </w:lvlOverride>
+    <w:lvlOverride w:ilvl="7">
+      <w:startOverride w:val="1"/>
+    </w:lvlOverride>
+    <w:lvlOverride w:ilvl="8">
+      <w:startOverride w:val="1"/>
+    </w:lvlOverride>
+  </w:num>
+  <w:num w:numId="1004">
     <w:abstractNumId w:val="99411"/>
     <w:lvlOverride w:ilvl="0">
       <w:startOverride w:val="1"/>
